--- a/docs/KILN_TODO_v4.docx
+++ b/docs/KILN_TODO_v4.docx
@@ -63,7 +63,7 @@
           <w:sz w:val="20"/>
           <w:szCs w:val="20"/>
         </w:rPr>
-        <w:t xml:space="preserve">March 11, 2026  •  41 Features  •  3 Tiers: USP / Pro / Cutting-Edge</w:t>
+        <w:t xml:space="preserve">March 13, 2026  •  52 Features  •  3 Tiers: USP / Pro / Cutting-Edge  •  3 UI Specs</w:t>
       </w:r>
     </w:p>
     <w:p>
@@ -106,7 +106,7 @@
           <w:sz w:val="22"/>
           <w:szCs w:val="22"/>
         </w:rPr>
-        <w:t xml:space="preserve">Last completed: Stripe Billing, Landing Page, English UI, Templates, White-Label, Vercel Deploy. Next: Embed Widget live test, Analytics, Pro-Features.</w:t>
+        <w:t xml:space="preserve">Last completed: MCP Server (10 tools), Prompt Branching, Webhooks + Events, Eval Suite, Version Control, Agent Cloning, Scheduled Agents, Multimodal. Auth bug on MCP to fix. Next: Extended MCP Tools, Telegram, Email Channel.</w:t>
       </w:r>
     </w:p>
     <w:p>
@@ -475,6 +475,456 @@
     </w:p>
     <w:p>
       <w:pPr>
+        <w:spacing w:after="40"/>
+        <w:ind w:left="360"/>
+      </w:pPr>
+      <w:r>
+        <w:rPr>
+          <w:rFonts w:ascii="Arial" w:cs="Arial" w:eastAsia="Arial" w:hAnsi="Arial"/>
+          <w:color w:val="22C55E"/>
+          <w:sz w:val="22"/>
+          <w:szCs w:val="22"/>
+        </w:rPr>
+        <w:t xml:space="preserve">☑ </w:t>
+      </w:r>
+      <w:r>
+        <w:rPr>
+          <w:rFonts w:ascii="Arial" w:cs="Arial" w:eastAsia="Arial" w:hAnsi="Arial"/>
+          <w:strike/>
+          <w:color w:val="78716C"/>
+          <w:sz w:val="21"/>
+          <w:szCs w:val="21"/>
+        </w:rPr>
+        <w:t xml:space="preserve">Analytics with real data + ROI Calculator + Conversation Log</w:t>
+      </w:r>
+    </w:p>
+    <w:p>
+      <w:pPr>
+        <w:spacing w:after="40"/>
+        <w:ind w:left="360"/>
+      </w:pPr>
+      <w:r>
+        <w:rPr>
+          <w:rFonts w:ascii="Arial" w:cs="Arial" w:eastAsia="Arial" w:hAnsi="Arial"/>
+          <w:color w:val="22C55E"/>
+          <w:sz w:val="22"/>
+          <w:szCs w:val="22"/>
+        </w:rPr>
+        <w:t xml:space="preserve">☑ </w:t>
+      </w:r>
+      <w:r>
+        <w:rPr>
+          <w:rFonts w:ascii="Arial" w:cs="Arial" w:eastAsia="Arial" w:hAnsi="Arial"/>
+          <w:strike/>
+          <w:color w:val="78716C"/>
+          <w:sz w:val="21"/>
+          <w:szCs w:val="21"/>
+        </w:rPr>
+        <w:t xml:space="preserve">Feedback Loop (Thumbs Down → Correction → KB auto-update)</w:t>
+      </w:r>
+    </w:p>
+    <w:p>
+      <w:pPr>
+        <w:spacing w:after="40"/>
+        <w:ind w:left="360"/>
+      </w:pPr>
+      <w:r>
+        <w:rPr>
+          <w:rFonts w:ascii="Arial" w:cs="Arial" w:eastAsia="Arial" w:hAnsi="Arial"/>
+          <w:color w:val="22C55E"/>
+          <w:sz w:val="22"/>
+          <w:szCs w:val="22"/>
+        </w:rPr>
+        <w:t xml:space="preserve">☑ </w:t>
+      </w:r>
+      <w:r>
+        <w:rPr>
+          <w:rFonts w:ascii="Arial" w:cs="Arial" w:eastAsia="Arial" w:hAnsi="Arial"/>
+          <w:strike/>
+          <w:color w:val="78716C"/>
+          <w:sz w:val="21"/>
+          <w:szCs w:val="21"/>
+        </w:rPr>
+        <w:t xml:space="preserve">Agent Debugging &amp; Logs (Advanced Mode, KB chunks, scores, tokens)</w:t>
+      </w:r>
+    </w:p>
+    <w:p>
+      <w:pPr>
+        <w:spacing w:after="40"/>
+        <w:ind w:left="360"/>
+      </w:pPr>
+      <w:r>
+        <w:rPr>
+          <w:rFonts w:ascii="Arial" w:cs="Arial" w:eastAsia="Arial" w:hAnsi="Arial"/>
+          <w:color w:val="22C55E"/>
+          <w:sz w:val="22"/>
+          <w:szCs w:val="22"/>
+        </w:rPr>
+        <w:t xml:space="preserve">☑ </w:t>
+      </w:r>
+      <w:r>
+        <w:rPr>
+          <w:rFonts w:ascii="Arial" w:cs="Arial" w:eastAsia="Arial" w:hAnsi="Arial"/>
+          <w:strike/>
+          <w:color w:val="78716C"/>
+          <w:sz w:val="21"/>
+          <w:szCs w:val="21"/>
+        </w:rPr>
+        <w:t xml:space="preserve">Advanced Prompt Editor with Variables (CodeMirror, {{autocomplete}})</w:t>
+      </w:r>
+    </w:p>
+    <w:p>
+      <w:pPr>
+        <w:spacing w:after="40"/>
+        <w:ind w:left="360"/>
+      </w:pPr>
+      <w:r>
+        <w:rPr>
+          <w:rFonts w:ascii="Arial" w:cs="Arial" w:eastAsia="Arial" w:hAnsi="Arial"/>
+          <w:color w:val="22C55E"/>
+          <w:sz w:val="22"/>
+          <w:szCs w:val="22"/>
+        </w:rPr>
+        <w:t xml:space="preserve">☑ </w:t>
+      </w:r>
+      <w:r>
+        <w:rPr>
+          <w:rFonts w:ascii="Arial" w:cs="Arial" w:eastAsia="Arial" w:hAnsi="Arial"/>
+          <w:strike/>
+          <w:color w:val="78716C"/>
+          <w:sz w:val="21"/>
+          <w:szCs w:val="21"/>
+        </w:rPr>
+        <w:t xml:space="preserve">Agentic Memory (persistent across conversations)</w:t>
+      </w:r>
+    </w:p>
+    <w:p>
+      <w:pPr>
+        <w:spacing w:after="40"/>
+        <w:ind w:left="360"/>
+      </w:pPr>
+      <w:r>
+        <w:rPr>
+          <w:rFonts w:ascii="Arial" w:cs="Arial" w:eastAsia="Arial" w:hAnsi="Arial"/>
+          <w:color w:val="22C55E"/>
+          <w:sz w:val="22"/>
+          <w:szCs w:val="22"/>
+        </w:rPr>
+        <w:t xml:space="preserve">☑ </w:t>
+      </w:r>
+      <w:r>
+        <w:rPr>
+          <w:rFonts w:ascii="Arial" w:cs="Arial" w:eastAsia="Arial" w:hAnsi="Arial"/>
+          <w:strike/>
+          <w:color w:val="78716C"/>
+          <w:sz w:val="21"/>
+          <w:szCs w:val="21"/>
+        </w:rPr>
+        <w:t xml:space="preserve">Admin Mode (unlimited features without Stripe)</w:t>
+      </w:r>
+    </w:p>
+    <w:p>
+      <w:pPr>
+        <w:spacing w:after="40"/>
+        <w:ind w:left="360"/>
+      </w:pPr>
+      <w:r>
+        <w:rPr>
+          <w:rFonts w:ascii="Arial" w:cs="Arial" w:eastAsia="Arial" w:hAnsi="Arial"/>
+          <w:color w:val="22C55E"/>
+          <w:sz w:val="22"/>
+          <w:szCs w:val="22"/>
+        </w:rPr>
+        <w:t xml:space="preserve">☑ </w:t>
+      </w:r>
+      <w:r>
+        <w:rPr>
+          <w:rFonts w:ascii="Arial" w:cs="Arial" w:eastAsia="Arial" w:hAnsi="Arial"/>
+          <w:strike/>
+          <w:color w:val="78716C"/>
+          <w:sz w:val="21"/>
+          <w:szCs w:val="21"/>
+        </w:rPr>
+        <w:t xml:space="preserve">Custom Code Actions (JS sandbox, templates, Claude Tool Use)</w:t>
+      </w:r>
+    </w:p>
+    <w:p>
+      <w:pPr>
+        <w:spacing w:after="40"/>
+        <w:ind w:left="360"/>
+      </w:pPr>
+      <w:r>
+        <w:rPr>
+          <w:rFonts w:ascii="Arial" w:cs="Arial" w:eastAsia="Arial" w:hAnsi="Arial"/>
+          <w:color w:val="22C55E"/>
+          <w:sz w:val="22"/>
+          <w:szCs w:val="22"/>
+        </w:rPr>
+        <w:t xml:space="preserve">☑ </w:t>
+      </w:r>
+      <w:r>
+        <w:rPr>
+          <w:rFonts w:ascii="Arial" w:cs="Arial" w:eastAsia="Arial" w:hAnsi="Arial"/>
+          <w:strike/>
+          <w:color w:val="78716C"/>
+          <w:sz w:val="21"/>
+          <w:szCs w:val="21"/>
+        </w:rPr>
+        <w:t xml:space="preserve">Custom Tool Definitions (external API endpoints as Claude tools)</w:t>
+      </w:r>
+    </w:p>
+    <w:p>
+      <w:pPr>
+        <w:spacing w:after="40"/>
+        <w:ind w:left="360"/>
+      </w:pPr>
+      <w:r>
+        <w:rPr>
+          <w:rFonts w:ascii="Arial" w:cs="Arial" w:eastAsia="Arial" w:hAnsi="Arial"/>
+          <w:color w:val="22C55E"/>
+          <w:sz w:val="22"/>
+          <w:szCs w:val="22"/>
+        </w:rPr>
+        <w:t xml:space="preserve">☑ </w:t>
+      </w:r>
+      <w:r>
+        <w:rPr>
+          <w:rFonts w:ascii="Arial" w:cs="Arial" w:eastAsia="Arial" w:hAnsi="Arial"/>
+          <w:strike/>
+          <w:color w:val="78716C"/>
+          <w:sz w:val="21"/>
+          <w:szCs w:val="21"/>
+        </w:rPr>
+        <w:t xml:space="preserve">BYOK — Bring Your Own Key (Claude/GPT, model selection, AES-256 encrypted)</w:t>
+      </w:r>
+    </w:p>
+    <w:p>
+      <w:pPr>
+        <w:spacing w:after="40"/>
+        <w:ind w:left="360"/>
+      </w:pPr>
+      <w:r>
+        <w:rPr>
+          <w:rFonts w:ascii="Arial" w:cs="Arial" w:eastAsia="Arial" w:hAnsi="Arial"/>
+          <w:color w:val="22C55E"/>
+          <w:sz w:val="22"/>
+          <w:szCs w:val="22"/>
+        </w:rPr>
+        <w:t xml:space="preserve">☑ </w:t>
+      </w:r>
+      <w:r>
+        <w:rPr>
+          <w:rFonts w:ascii="Arial" w:cs="Arial" w:eastAsia="Arial" w:hAnsi="Arial"/>
+          <w:strike/>
+          <w:color w:val="78716C"/>
+          <w:sz w:val="21"/>
+          <w:szCs w:val="21"/>
+        </w:rPr>
+        <w:t xml:space="preserve">API Keys + Agent SDK (sk-kiln keys, REST API, rate limiting, docs page)</w:t>
+      </w:r>
+    </w:p>
+    <w:p>
+      <w:pPr>
+        <w:spacing w:after="40"/>
+        <w:ind w:left="360"/>
+      </w:pPr>
+      <w:r>
+        <w:rPr>
+          <w:rFonts w:ascii="Arial" w:cs="Arial" w:eastAsia="Arial" w:hAnsi="Arial"/>
+          <w:color w:val="22C55E"/>
+          <w:sz w:val="22"/>
+          <w:szCs w:val="22"/>
+        </w:rPr>
+        <w:t xml:space="preserve">☑ </w:t>
+      </w:r>
+      <w:r>
+        <w:rPr>
+          <w:rFonts w:ascii="Arial" w:cs="Arial" w:eastAsia="Arial" w:hAnsi="Arial"/>
+          <w:strike/>
+          <w:color w:val="78716C"/>
+          <w:sz w:val="21"/>
+          <w:szCs w:val="21"/>
+        </w:rPr>
+        <w:t xml:space="preserve">Multimodal Agents (image upload + Claude Vision analysis)</w:t>
+      </w:r>
+    </w:p>
+    <w:p>
+      <w:pPr>
+        <w:spacing w:after="40"/>
+        <w:ind w:left="360"/>
+      </w:pPr>
+      <w:r>
+        <w:rPr>
+          <w:rFonts w:ascii="Arial" w:cs="Arial" w:eastAsia="Arial" w:hAnsi="Arial"/>
+          <w:color w:val="22C55E"/>
+          <w:sz w:val="22"/>
+          <w:szCs w:val="22"/>
+        </w:rPr>
+        <w:t xml:space="preserve">☑ </w:t>
+      </w:r>
+      <w:r>
+        <w:rPr>
+          <w:rFonts w:ascii="Arial" w:cs="Arial" w:eastAsia="Arial" w:hAnsi="Arial"/>
+          <w:strike/>
+          <w:color w:val="78716C"/>
+          <w:sz w:val="21"/>
+          <w:szCs w:val="21"/>
+        </w:rPr>
+        <w:t xml:space="preserve">Scheduled / Proactive Agents (Automations tab, cron, Vercel Cron)</w:t>
+      </w:r>
+    </w:p>
+    <w:p>
+      <w:pPr>
+        <w:spacing w:after="40"/>
+        <w:ind w:left="360"/>
+      </w:pPr>
+      <w:r>
+        <w:rPr>
+          <w:rFonts w:ascii="Arial" w:cs="Arial" w:eastAsia="Arial" w:hAnsi="Arial"/>
+          <w:color w:val="22C55E"/>
+          <w:sz w:val="22"/>
+          <w:szCs w:val="22"/>
+        </w:rPr>
+        <w:t xml:space="preserve">☑ </w:t>
+      </w:r>
+      <w:r>
+        <w:rPr>
+          <w:rFonts w:ascii="Arial" w:cs="Arial" w:eastAsia="Arial" w:hAnsi="Arial"/>
+          <w:strike/>
+          <w:color w:val="78716C"/>
+          <w:sz w:val="21"/>
+          <w:szCs w:val="21"/>
+        </w:rPr>
+        <w:t xml:space="preserve">Agent Cloning (single + bulk, Pro/Agency gated)</w:t>
+      </w:r>
+    </w:p>
+    <w:p>
+      <w:pPr>
+        <w:spacing w:after="40"/>
+        <w:ind w:left="360"/>
+      </w:pPr>
+      <w:r>
+        <w:rPr>
+          <w:rFonts w:ascii="Arial" w:cs="Arial" w:eastAsia="Arial" w:hAnsi="Arial"/>
+          <w:color w:val="22C55E"/>
+          <w:sz w:val="22"/>
+          <w:szCs w:val="22"/>
+        </w:rPr>
+        <w:t xml:space="preserve">☑ </w:t>
+      </w:r>
+      <w:r>
+        <w:rPr>
+          <w:rFonts w:ascii="Arial" w:cs="Arial" w:eastAsia="Arial" w:hAnsi="Arial"/>
+          <w:strike/>
+          <w:color w:val="78716C"/>
+          <w:sz w:val="21"/>
+          <w:szCs w:val="21"/>
+        </w:rPr>
+        <w:t xml:space="preserve">Version Control (auto-versioning, diff view, restore, notes)</w:t>
+      </w:r>
+    </w:p>
+    <w:p>
+      <w:pPr>
+        <w:spacing w:after="40"/>
+        <w:ind w:left="360"/>
+      </w:pPr>
+      <w:r>
+        <w:rPr>
+          <w:rFonts w:ascii="Arial" w:cs="Arial" w:eastAsia="Arial" w:hAnsi="Arial"/>
+          <w:color w:val="22C55E"/>
+          <w:sz w:val="22"/>
+          <w:szCs w:val="22"/>
+        </w:rPr>
+        <w:t xml:space="preserve">☑ </w:t>
+      </w:r>
+      <w:r>
+        <w:rPr>
+          <w:rFonts w:ascii="Arial" w:cs="Arial" w:eastAsia="Arial" w:hAnsi="Arial"/>
+          <w:strike/>
+          <w:color w:val="78716C"/>
+          <w:sz w:val="21"/>
+          <w:szCs w:val="21"/>
+        </w:rPr>
+        <w:t xml:space="preserve">Eval &amp; Testing Suite (test cases, run all, score, history chart)</w:t>
+      </w:r>
+    </w:p>
+    <w:p>
+      <w:pPr>
+        <w:spacing w:after="40"/>
+        <w:ind w:left="360"/>
+      </w:pPr>
+      <w:r>
+        <w:rPr>
+          <w:rFonts w:ascii="Arial" w:cs="Arial" w:eastAsia="Arial" w:hAnsi="Arial"/>
+          <w:color w:val="22C55E"/>
+          <w:sz w:val="22"/>
+          <w:szCs w:val="22"/>
+        </w:rPr>
+        <w:t xml:space="preserve">☑ </w:t>
+      </w:r>
+      <w:r>
+        <w:rPr>
+          <w:rFonts w:ascii="Arial" w:cs="Arial" w:eastAsia="Arial" w:hAnsi="Arial"/>
+          <w:strike/>
+          <w:color w:val="78716C"/>
+          <w:sz w:val="21"/>
+          <w:szCs w:val="21"/>
+        </w:rPr>
+        <w:t xml:space="preserve">Webhooks + Event System (5 events, HMAC signing, delivery log)</w:t>
+      </w:r>
+    </w:p>
+    <w:p>
+      <w:pPr>
+        <w:spacing w:after="40"/>
+        <w:ind w:left="360"/>
+      </w:pPr>
+      <w:r>
+        <w:rPr>
+          <w:rFonts w:ascii="Arial" w:cs="Arial" w:eastAsia="Arial" w:hAnsi="Arial"/>
+          <w:color w:val="22C55E"/>
+          <w:sz w:val="22"/>
+          <w:szCs w:val="22"/>
+        </w:rPr>
+        <w:t xml:space="preserve">☑ </w:t>
+      </w:r>
+      <w:r>
+        <w:rPr>
+          <w:rFonts w:ascii="Arial" w:cs="Arial" w:eastAsia="Arial" w:hAnsi="Arial"/>
+          <w:strike/>
+          <w:color w:val="78716C"/>
+          <w:sz w:val="21"/>
+          <w:szCs w:val="21"/>
+        </w:rPr>
+        <w:t xml:space="preserve">Prompt Branching (keyword conditions, snippet injection, templates)</w:t>
+      </w:r>
+    </w:p>
+    <w:p>
+      <w:pPr>
+        <w:spacing w:after="40"/>
+        <w:ind w:left="360"/>
+      </w:pPr>
+      <w:r>
+        <w:rPr>
+          <w:rFonts w:ascii="Arial" w:cs="Arial" w:eastAsia="Arial" w:hAnsi="Arial"/>
+          <w:color w:val="22C55E"/>
+          <w:sz w:val="22"/>
+          <w:szCs w:val="22"/>
+        </w:rPr>
+        <w:t xml:space="preserve">☑ </w:t>
+      </w:r>
+      <w:r>
+        <w:rPr>
+          <w:rFonts w:ascii="Arial" w:cs="Arial" w:eastAsia="Arial" w:hAnsi="Arial"/>
+          <w:strike/>
+          <w:color w:val="78716C"/>
+          <w:sz w:val="21"/>
+          <w:szCs w:val="21"/>
+        </w:rPr>
+        <w:t xml:space="preserve">MCP Server — Base 10 Tools (list/create/update/deploy/chat/clone/etc)</w:t>
+      </w:r>
+    </w:p>
+    <w:p>
+      <w:pPr>
         <w:pBdr>
           <w:bottom w:val="single" w:color="E5E7EB" w:sz="2" w:space="8"/>
         </w:pBdr>
@@ -981,7 +1431,7 @@
           <w:sz w:val="21"/>
           <w:szCs w:val="21"/>
         </w:rPr>
-        <w:t xml:space="preserve">⚡ MCP Integration (Google Calendar, Gmail, CRM) → Phase 3-4</w:t>
+        <w:t xml:space="preserve">⚡ MCP Client (connect agents to Google Calendar, Gmail, CRM) → Phase 3</w:t>
       </w:r>
     </w:p>
     <w:p>
@@ -1030,6 +1480,23 @@
           <w:bCs/>
         </w:rPr>
         <w:t xml:space="preserve">🚀 Cutting-Edge Tech — Next-level AI that no competitor has</w:t>
+      </w:r>
+    </w:p>
+    <w:p>
+      <w:pPr>
+        <w:pBdr>
+          <w:left w:val="single" w:color="06B6D4" w:sz="8" w:space="8"/>
+        </w:pBdr>
+        <w:spacing w:after="60" w:before="60"/>
+        <w:ind w:left="360"/>
+      </w:pPr>
+      <w:r>
+        <w:rPr>
+          <w:rFonts w:ascii="Arial" w:cs="Arial" w:eastAsia="Arial" w:hAnsi="Arial"/>
+          <w:sz w:val="21"/>
+          <w:szCs w:val="21"/>
+        </w:rPr>
+        <w:t xml:space="preserve">🚀 MCP Server (KILN as infrastructure for Claude Code/Cursor/any MCP client) → Phase 3</w:t>
       </w:r>
     </w:p>
     <w:p>
@@ -3490,7 +3957,7 @@
           <w:sz w:val="22"/>
           <w:szCs w:val="22"/>
         </w:rPr>
-        <w:t xml:space="preserve">⚡ PRO: MCP Integration</w:t>
+        <w:t xml:space="preserve">⚡ PRO: MCP Client (Connect to External Systems)</w:t>
       </w:r>
       <w:r>
         <w:rPr>
@@ -3514,7 +3981,7 @@
           <w:sz w:val="21"/>
           <w:szCs w:val="21"/>
         </w:rPr>
-        <w:t xml:space="preserve">Agents access Google Calendar, Gmail, CRM directly via MCP. Gamechanger.</w:t>
+        <w:t xml:space="preserve">Agents access Google Calendar, Gmail, CRM directly via MCP. KILN connects to external MCP servers.</w:t>
       </w:r>
     </w:p>
     <w:p>
@@ -3547,7 +4014,7 @@
           <w:sz w:val="18"/>
           <w:szCs w:val="18"/>
         </w:rPr>
-        <w:t xml:space="preserve">MCP: 1) KILN becomes MCP client. 2) Agent settings (Advanced): 'Add MCP Server' → URL. 3) KILN discovers available MCP tools. 4) Tools provided as Claude API tools. 5) Agent can create calendar entries, read emails, update CRM. 6) Start with Google Calendar + Gmail. Push.</w:t>
+        <w:t xml:space="preserve">MCP Client: 1) KILN becomes MCP client. 2) Agent settings (Advanced): 'Add MCP Server' → URL. 3) KILN discovers available MCP tools. 4) Tools provided as Claude API tools. 5) Agent can create calendar entries, read emails, update CRM. 6) Start with Google Calendar + Gmail. Push.</w:t>
       </w:r>
     </w:p>
     <w:p>
@@ -3577,31 +4044,31 @@
           <w:sz w:val="22"/>
           <w:szCs w:val="22"/>
         </w:rPr>
-        <w:t xml:space="preserve">⚡ PRO: Prompt Branching</w:t>
-      </w:r>
-      <w:r>
-        <w:rPr>
-          <w:rFonts w:ascii="Arial" w:cs="Arial" w:eastAsia="Arial" w:hAnsi="Arial"/>
-          <w:color w:val="78716C"/>
-          <w:sz w:val="20"/>
-          <w:szCs w:val="20"/>
-        </w:rPr>
-        <w:t xml:space="preserve">  (4-5h)</w:t>
-      </w:r>
-    </w:p>
-    <w:p>
-      <w:pPr>
-        <w:spacing w:after="40"/>
-        <w:ind w:left="360"/>
-      </w:pPr>
-      <w:r>
-        <w:rPr>
-          <w:rFonts w:ascii="Arial" w:cs="Arial" w:eastAsia="Arial" w:hAnsi="Arial"/>
-          <w:color w:val="44403C"/>
-          <w:sz w:val="21"/>
-          <w:szCs w:val="21"/>
-        </w:rPr>
-        <w:t xml:space="preserve">If price question → Branch A. If booking → Branch B.</w:t>
+        <w:t xml:space="preserve">🚀 TECH: MCP Server — Base (10 Tools) ✓ BUILT</w:t>
+      </w:r>
+      <w:r>
+        <w:rPr>
+          <w:rFonts w:ascii="Arial" w:cs="Arial" w:eastAsia="Arial" w:hAnsi="Arial"/>
+          <w:color w:val="78716C"/>
+          <w:sz w:val="20"/>
+          <w:szCs w:val="20"/>
+        </w:rPr>
+        <w:t xml:space="preserve">  (DONE)</w:t>
+      </w:r>
+    </w:p>
+    <w:p>
+      <w:pPr>
+        <w:spacing w:after="40"/>
+        <w:ind w:left="360"/>
+      </w:pPr>
+      <w:r>
+        <w:rPr>
+          <w:rFonts w:ascii="Arial" w:cs="Arial" w:eastAsia="Arial" w:hAnsi="Arial"/>
+          <w:color w:val="44403C"/>
+          <w:sz w:val="21"/>
+          <w:szCs w:val="21"/>
+        </w:rPr>
+        <w:t xml:space="preserve">KILN is an MCP server. Claude Code/Cursor can create, deploy and manage agents. 10 core tools: list, create, update, add_knowledge, deploy, analytics, clone, automation, chat, delete.</w:t>
       </w:r>
     </w:p>
     <w:p>
@@ -3634,7 +4101,7 @@
           <w:sz w:val="18"/>
           <w:szCs w:val="18"/>
         </w:rPr>
-        <w:t xml:space="preserve">Branching: 1) Advanced Prompt Editor: 'Branches' tab. 2) Define conditions: IF message contains 'price/cost' THEN use prompt_branch_pricing. 3) Each branch has own prompt section. 4) Runtime: KILN evaluates conditions, injects matching branch. 5) Visual editor: colored blocks. Push.</w:t>
+        <w:t xml:space="preserve">ALREADY BUILT. Auth bug to fix: /api/mcp returns Unauthorized even with valid sk-kiln key. Fix the ApiAccessKey hash comparison in the MCP auth middleware to match the v1 API auth logic. Push.</w:t>
       </w:r>
     </w:p>
     <w:p>
@@ -3664,31 +4131,31 @@
           <w:sz w:val="22"/>
           <w:szCs w:val="22"/>
         </w:rPr>
-        <w:t xml:space="preserve">🚀 TECH: Certified Partner Program</w:t>
-      </w:r>
-      <w:r>
-        <w:rPr>
-          <w:rFonts w:ascii="Arial" w:cs="Arial" w:eastAsia="Arial" w:hAnsi="Arial"/>
-          <w:color w:val="78716C"/>
-          <w:sz w:val="20"/>
-          <w:szCs w:val="20"/>
-        </w:rPr>
-        <w:t xml:space="preserve">  (1 week)</w:t>
-      </w:r>
-    </w:p>
-    <w:p>
-      <w:pPr>
-        <w:spacing w:after="40"/>
-        <w:ind w:left="360"/>
-      </w:pPr>
-      <w:r>
-        <w:rPr>
-          <w:rFonts w:ascii="Arial" w:cs="Arial" w:eastAsia="Arial" w:hAnsi="Arial"/>
-          <w:color w:val="44403C"/>
-          <w:sz w:val="21"/>
-          <w:szCs w:val="21"/>
-        </w:rPr>
-        <w:t xml:space="preserve">Agencies become 'KILN Certified Partner'. Badge, directory listing, revenue share.</w:t>
+        <w:t xml:space="preserve">🚀 TECH: MCP Server — Extended Tools (12 additional)</w:t>
+      </w:r>
+      <w:r>
+        <w:rPr>
+          <w:rFonts w:ascii="Arial" w:cs="Arial" w:eastAsia="Arial" w:hAnsi="Arial"/>
+          <w:color w:val="78716C"/>
+          <w:sz w:val="20"/>
+          <w:szCs w:val="20"/>
+        </w:rPr>
+        <w:t xml:space="preserve">  (4-5h)</w:t>
+      </w:r>
+    </w:p>
+    <w:p>
+      <w:pPr>
+        <w:spacing w:after="40"/>
+        <w:ind w:left="360"/>
+      </w:pPr>
+      <w:r>
+        <w:rPr>
+          <w:rFonts w:ascii="Arial" w:cs="Arial" w:eastAsia="Arial" w:hAnsi="Arial"/>
+          <w:color w:val="44403C"/>
+          <w:sz w:val="21"/>
+          <w:szCs w:val="21"/>
+        </w:rPr>
+        <w:t xml:space="preserve">Expand KILN MCP from 10 to 22 tools. Enables full Agent Development Workflow from Claude Code: create → configure → test → optimize → deploy in a single prompt.</w:t>
       </w:r>
     </w:p>
     <w:p>
@@ -3721,46 +4188,13 @@
           <w:sz w:val="18"/>
           <w:szCs w:val="18"/>
         </w:rPr>
-        <w:t xml:space="preserve">Partner Program: 1) /partners page with application form. 2) Partner dashboard: referral link, revenue share tracking, badge download. 3) Partner directory: /partners/directory listing all certified partners. 4) Revenue share: partner gets 20% of first year revenue from referred customers (via Stripe Connect). 5) Partner badge widget for their website. Push.</w:t>
-      </w:r>
-    </w:p>
-    <w:p>
-      <w:r>
-        <w:br w:type="page"/>
-      </w:r>
-    </w:p>
-    <w:p>
-      <w:pPr>
-        <w:pStyle w:val="Heading1"/>
-        <w:spacing w:after="140" w:before="360"/>
-      </w:pPr>
-      <w:r>
-        <w:rPr>
-          <w:rFonts w:ascii="Arial" w:cs="Arial" w:eastAsia="Arial" w:hAnsi="Arial"/>
-          <w:b/>
-          <w:bCs/>
-        </w:rPr>
-        <w:t xml:space="preserve">Phase 4: Months 2-3 — Full Platform + Cutting-Edge + Scale</w:t>
-      </w:r>
-    </w:p>
-    <w:p>
-      <w:pPr>
-        <w:spacing w:after="120"/>
-      </w:pPr>
-      <w:r>
-        <w:rPr>
-          <w:rFonts w:ascii="Arial" w:cs="Arial" w:eastAsia="Arial" w:hAnsi="Arial"/>
-          <w:color w:val="1C1917"/>
-          <w:sz w:val="22"/>
-          <w:szCs w:val="22"/>
-        </w:rPr>
-        <w:t xml:space="preserve">Goal: All three modules live. Marketplace. Cutting-edge AI tech. KILN becomes THE AI creation platform.</w:t>
-      </w:r>
-    </w:p>
-    <w:p>
-      <w:pPr>
-        <w:pBdr>
-          <w:left w:val="single" w:color="78716C" w:sz="12" w:space="8"/>
+        <w:t xml:space="preserve">Extend the KILN MCP Server with 12 additional tools: 1) kiln_add_branch ({ agentId, name, keywords[], promptSnippet }) — add prompt branches per API. 2) kiln_set_white_label ({ agentId, primaryColor, logoUrl, hideBadge }) — configure branding. 3) kiln_add_action ({ agentId, type: BOOK_APPOINTMENT|COLLECT_EMAIL|SCORE_LEAD|CUSTOM_CODE, config }) — enable and configure actions. 4) kiln_create_test ({ agentId, name, inputMessage, expectedKeywords[] }) — create test cases. 5) kiln_run_tests ({ agentId }) — execute all test cases, return score (e.g. 8/10 = 80%). 6) kiln_get_embed_code ({ agentId }) — return the script tag and public URL. 7) kiln_set_memory ({ agentId, enabled: boolean }) — toggle persistent memory. 8) kiln_add_custom_tool ({ agentId, name, description, method, url, headers, bodyTemplate }) — add custom API tool definitions. 9) kiln_add_custom_code ({ agentId, description, code }) — add custom code actions. 10) kiln_get_conversations ({ agentId, limit, minScore }) — retrieve conversation log with filters. 11) kiln_get_leads ({ agentId, minScore }) — get leads with scores and emails. 12) kiln_orchestrate ({ sourceAgentId, targetAgentId, condition }) — define agent-to-agent handoff rules. All tools reuse existing API routes internally. Add Zod schemas and descriptions so Claude Code knows exactly when and how to use each tool. Push.</w:t>
+      </w:r>
+    </w:p>
+    <w:p>
+      <w:pPr>
+        <w:pBdr>
+          <w:left w:val="single" w:color="A855F7" w:sz="12" w:space="8"/>
         </w:pBdr>
         <w:spacing w:after="40" w:before="200"/>
       </w:pPr>
@@ -3769,46 +4203,46 @@
           <w:rFonts w:ascii="Arial" w:cs="Arial" w:eastAsia="Arial" w:hAnsi="Arial"/>
           <w:b/>
           <w:bCs/>
-          <w:color w:val="78716C"/>
-          <w:sz w:val="20"/>
-          <w:szCs w:val="20"/>
-        </w:rPr>
-        <w:t xml:space="preserve">[MONAT 2-3] </w:t>
-      </w:r>
-      <w:r>
-        <w:rPr>
-          <w:rFonts w:ascii="Arial" w:cs="Arial" w:eastAsia="Arial" w:hAnsi="Arial"/>
-          <w:b/>
-          <w:bCs/>
-          <w:color w:val="1C1917"/>
-          <w:sz w:val="22"/>
-          <w:szCs w:val="22"/>
-        </w:rPr>
-        <w:t xml:space="preserve">⭐ Agent-to-Agent Orchestration</w:t>
-      </w:r>
-      <w:r>
-        <w:rPr>
-          <w:rFonts w:ascii="Arial" w:cs="Arial" w:eastAsia="Arial" w:hAnsi="Arial"/>
-          <w:color w:val="78716C"/>
-          <w:sz w:val="20"/>
-          <w:szCs w:val="20"/>
-        </w:rPr>
-        <w:t xml:space="preserve">  (2-3 weeks)</w:t>
-      </w:r>
-    </w:p>
-    <w:p>
-      <w:pPr>
-        <w:spacing w:after="40"/>
-        <w:ind w:left="360"/>
-      </w:pPr>
-      <w:r>
-        <w:rPr>
-          <w:rFonts w:ascii="Arial" w:cs="Arial" w:eastAsia="Arial" w:hAnsi="Arial"/>
-          <w:color w:val="44403C"/>
-          <w:sz w:val="21"/>
-          <w:szCs w:val="21"/>
-        </w:rPr>
-        <w:t xml:space="preserve">Multiple agents work together. Lead qualifier hands off to booking agent.</w:t>
+          <w:color w:val="A855F7"/>
+          <w:sz w:val="20"/>
+          <w:szCs w:val="20"/>
+        </w:rPr>
+        <w:t xml:space="preserve">[WOCHE 4-6] </w:t>
+      </w:r>
+      <w:r>
+        <w:rPr>
+          <w:rFonts w:ascii="Arial" w:cs="Arial" w:eastAsia="Arial" w:hAnsi="Arial"/>
+          <w:b/>
+          <w:bCs/>
+          <w:color w:val="1C1917"/>
+          <w:sz w:val="22"/>
+          <w:szCs w:val="22"/>
+        </w:rPr>
+        <w:t xml:space="preserve">🚀 TECH: MCP Server — Agent Development Workflow Templates</w:t>
+      </w:r>
+      <w:r>
+        <w:rPr>
+          <w:rFonts w:ascii="Arial" w:cs="Arial" w:eastAsia="Arial" w:hAnsi="Arial"/>
+          <w:color w:val="78716C"/>
+          <w:sz w:val="20"/>
+          <w:szCs w:val="20"/>
+        </w:rPr>
+        <w:t xml:space="preserve">  (2-3h)</w:t>
+      </w:r>
+    </w:p>
+    <w:p>
+      <w:pPr>
+        <w:spacing w:after="40"/>
+        <w:ind w:left="360"/>
+      </w:pPr>
+      <w:r>
+        <w:rPr>
+          <w:rFonts w:ascii="Arial" w:cs="Arial" w:eastAsia="Arial" w:hAnsi="Arial"/>
+          <w:color w:val="44403C"/>
+          <w:sz w:val="21"/>
+          <w:szCs w:val="21"/>
+        </w:rPr>
+        <w:t xml:space="preserve">Pre-built multi-step workflows that Claude Code can execute. One prompt → complete agent deployed and tested.</w:t>
       </w:r>
     </w:p>
     <w:p>
@@ -3841,13 +4275,13 @@
           <w:sz w:val="18"/>
           <w:szCs w:val="18"/>
         </w:rPr>
-        <w:t xml:space="preserve">Multi-Agent: 1) 'Agent Team' concept. 2) Action 'Hand off to Agent' → select target. 3) Handoff includes conversation context. 4) Orchestration dashboard: agent network as graph (React Flow). Push.</w:t>
-      </w:r>
-    </w:p>
-    <w:p>
-      <w:pPr>
-        <w:pBdr>
-          <w:left w:val="single" w:color="78716C" w:sz="12" w:space="8"/>
+        <w:t xml:space="preserve">Create MCP workflow templates documented in /docs/mcp-workflows.md that developers can reference or paste into Claude Code: 1) FULL DEPLOY WORKFLOW: 'Create agent for [industry] → add knowledge from [URL] → enable actions (booking, email, lead-scoring) → set white-label → create 10 test cases → run tests → if score &gt; 80% deploy live → return embed code'. 2) MULTI-AGENT SALES TEAM: 'Create 3 agents (Qualifier, Technical, Closer) → configure each with specific prompts → set orchestration rules (score &gt; 7 → Closer, technical question → Technical) → test each agent → deploy all'. 3) CLIENT ONBOARDING: 'Clone template agent → customize for client (name, colors, domain) → add client KB → create test cases from client FAQ → run tests → deploy → send embed code to client'. 4) OPTIMIZATION WORKFLOW: 'Get analytics for agent → identify low-scoring conversations → create corrections → add as KB entries → re-run tests → compare score before/after'. Document each with the exact sequence of MCP tool calls. Push.</w:t>
+      </w:r>
+    </w:p>
+    <w:p>
+      <w:pPr>
+        <w:pBdr>
+          <w:left w:val="single" w:color="A855F7" w:sz="12" w:space="8"/>
         </w:pBdr>
         <w:spacing w:after="40" w:before="200"/>
       </w:pPr>
@@ -3856,46 +4290,46 @@
           <w:rFonts w:ascii="Arial" w:cs="Arial" w:eastAsia="Arial" w:hAnsi="Arial"/>
           <w:b/>
           <w:bCs/>
-          <w:color w:val="78716C"/>
-          <w:sz w:val="20"/>
-          <w:szCs w:val="20"/>
-        </w:rPr>
-        <w:t xml:space="preserve">[MONAT 2-3] </w:t>
-      </w:r>
-      <w:r>
-        <w:rPr>
-          <w:rFonts w:ascii="Arial" w:cs="Arial" w:eastAsia="Arial" w:hAnsi="Arial"/>
-          <w:b/>
-          <w:bCs/>
-          <w:color w:val="1C1917"/>
-          <w:sz w:val="22"/>
-          <w:szCs w:val="22"/>
-        </w:rPr>
-        <w:t xml:space="preserve">⭐ Internal Company Agents</w:t>
-      </w:r>
-      <w:r>
-        <w:rPr>
-          <w:rFonts w:ascii="Arial" w:cs="Arial" w:eastAsia="Arial" w:hAnsi="Arial"/>
-          <w:color w:val="78716C"/>
-          <w:sz w:val="20"/>
-          <w:szCs w:val="20"/>
-        </w:rPr>
-        <w:t xml:space="preserve">  (1-2 weeks)</w:t>
-      </w:r>
-    </w:p>
-    <w:p>
-      <w:pPr>
-        <w:spacing w:after="40"/>
-        <w:ind w:left="360"/>
-      </w:pPr>
-      <w:r>
-        <w:rPr>
-          <w:rFonts w:ascii="Arial" w:cs="Arial" w:eastAsia="Arial" w:hAnsi="Arial"/>
-          <w:color w:val="44403C"/>
-          <w:sz w:val="21"/>
-          <w:szCs w:val="21"/>
-        </w:rPr>
-        <w:t xml:space="preserve">Not for customers, for the team. Onboarding agent, wiki agent. Login-protected.</w:t>
+          <w:color w:val="A855F7"/>
+          <w:sz w:val="20"/>
+          <w:szCs w:val="20"/>
+        </w:rPr>
+        <w:t xml:space="preserve">[WOCHE 4-6] </w:t>
+      </w:r>
+      <w:r>
+        <w:rPr>
+          <w:rFonts w:ascii="Arial" w:cs="Arial" w:eastAsia="Arial" w:hAnsi="Arial"/>
+          <w:b/>
+          <w:bCs/>
+          <w:color w:val="1C1917"/>
+          <w:sz w:val="22"/>
+          <w:szCs w:val="22"/>
+        </w:rPr>
+        <w:t xml:space="preserve">⚡ PRO: Prompt Branching</w:t>
+      </w:r>
+      <w:r>
+        <w:rPr>
+          <w:rFonts w:ascii="Arial" w:cs="Arial" w:eastAsia="Arial" w:hAnsi="Arial"/>
+          <w:color w:val="78716C"/>
+          <w:sz w:val="20"/>
+          <w:szCs w:val="20"/>
+        </w:rPr>
+        <w:t xml:space="preserve">  (4-5h)</w:t>
+      </w:r>
+    </w:p>
+    <w:p>
+      <w:pPr>
+        <w:spacing w:after="40"/>
+        <w:ind w:left="360"/>
+      </w:pPr>
+      <w:r>
+        <w:rPr>
+          <w:rFonts w:ascii="Arial" w:cs="Arial" w:eastAsia="Arial" w:hAnsi="Arial"/>
+          <w:color w:val="44403C"/>
+          <w:sz w:val="21"/>
+          <w:szCs w:val="21"/>
+        </w:rPr>
+        <w:t xml:space="preserve">If price question → Branch A. If booking → Branch B.</w:t>
       </w:r>
     </w:p>
     <w:p>
@@ -3928,13 +4362,13 @@
           <w:sz w:val="18"/>
           <w:szCs w:val="18"/>
         </w:rPr>
-        <w:t xml:space="preserve">Internal Agents: 1) New type 'Internal'. 2) Only accessible via login. 3) Invite team members. 4) Use cases: employee onboarding, wiki bot, invoice auditing. Push.</w:t>
-      </w:r>
-    </w:p>
-    <w:p>
-      <w:pPr>
-        <w:pBdr>
-          <w:left w:val="single" w:color="78716C" w:sz="12" w:space="8"/>
+        <w:t xml:space="preserve">Branching: 1) Advanced Prompt Editor: 'Branches' tab. 2) Define conditions: IF message contains 'price/cost' THEN use prompt_branch_pricing. 3) Each branch has own prompt section. 4) Runtime: KILN evaluates conditions, injects matching branch. 5) Visual editor: colored blocks. Push.</w:t>
+      </w:r>
+    </w:p>
+    <w:p>
+      <w:pPr>
+        <w:pBdr>
+          <w:left w:val="single" w:color="A855F7" w:sz="12" w:space="8"/>
         </w:pBdr>
         <w:spacing w:after="40" w:before="200"/>
       </w:pPr>
@@ -3943,46 +4377,46 @@
           <w:rFonts w:ascii="Arial" w:cs="Arial" w:eastAsia="Arial" w:hAnsi="Arial"/>
           <w:b/>
           <w:bCs/>
-          <w:color w:val="78716C"/>
-          <w:sz w:val="20"/>
-          <w:szCs w:val="20"/>
-        </w:rPr>
-        <w:t xml:space="preserve">[MONAT 2-3] </w:t>
-      </w:r>
-      <w:r>
-        <w:rPr>
-          <w:rFonts w:ascii="Arial" w:cs="Arial" w:eastAsia="Arial" w:hAnsi="Arial"/>
-          <w:b/>
-          <w:bCs/>
-          <w:color w:val="1C1917"/>
-          <w:sz w:val="22"/>
-          <w:szCs w:val="22"/>
-        </w:rPr>
-        <w:t xml:space="preserve">🚀 TECH: AI Agent Store</w:t>
-      </w:r>
-      <w:r>
-        <w:rPr>
-          <w:rFonts w:ascii="Arial" w:cs="Arial" w:eastAsia="Arial" w:hAnsi="Arial"/>
-          <w:color w:val="78716C"/>
-          <w:sz w:val="20"/>
-          <w:szCs w:val="20"/>
-        </w:rPr>
-        <w:t xml:space="preserve">  (2-3 weeks)</w:t>
-      </w:r>
-    </w:p>
-    <w:p>
-      <w:pPr>
-        <w:spacing w:after="40"/>
-        <w:ind w:left="360"/>
-      </w:pPr>
-      <w:r>
-        <w:rPr>
-          <w:rFonts w:ascii="Arial" w:cs="Arial" w:eastAsia="Arial" w:hAnsi="Arial"/>
-          <w:color w:val="44403C"/>
-          <w:sz w:val="21"/>
-          <w:szCs w:val="21"/>
-        </w:rPr>
-        <w:t xml:space="preserve">Buy/sell pre-trained agents with real knowledge bases. Not empty templates — ready-to-use products. 70/30 revenue split (creator/KILN).</w:t>
+          <w:color w:val="A855F7"/>
+          <w:sz w:val="20"/>
+          <w:szCs w:val="20"/>
+        </w:rPr>
+        <w:t xml:space="preserve">[WOCHE 4-6] </w:t>
+      </w:r>
+      <w:r>
+        <w:rPr>
+          <w:rFonts w:ascii="Arial" w:cs="Arial" w:eastAsia="Arial" w:hAnsi="Arial"/>
+          <w:b/>
+          <w:bCs/>
+          <w:color w:val="1C1917"/>
+          <w:sz w:val="22"/>
+          <w:szCs w:val="22"/>
+        </w:rPr>
+        <w:t xml:space="preserve">🚀 TECH: Certified Partner Program</w:t>
+      </w:r>
+      <w:r>
+        <w:rPr>
+          <w:rFonts w:ascii="Arial" w:cs="Arial" w:eastAsia="Arial" w:hAnsi="Arial"/>
+          <w:color w:val="78716C"/>
+          <w:sz w:val="20"/>
+          <w:szCs w:val="20"/>
+        </w:rPr>
+        <w:t xml:space="preserve">  (1 week)</w:t>
+      </w:r>
+    </w:p>
+    <w:p>
+      <w:pPr>
+        <w:spacing w:after="40"/>
+        <w:ind w:left="360"/>
+      </w:pPr>
+      <w:r>
+        <w:rPr>
+          <w:rFonts w:ascii="Arial" w:cs="Arial" w:eastAsia="Arial" w:hAnsi="Arial"/>
+          <w:color w:val="44403C"/>
+          <w:sz w:val="21"/>
+          <w:szCs w:val="21"/>
+        </w:rPr>
+        <w:t xml:space="preserve">Agencies become 'KILN Certified Partner'. Badge, directory listing, revenue share.</w:t>
       </w:r>
     </w:p>
     <w:p>
@@ -4015,13 +4449,46 @@
           <w:sz w:val="18"/>
           <w:szCs w:val="18"/>
         </w:rPr>
-        <w:t xml:space="preserve">Agent Store: 1) /store page with category filter, search, ratings. 2) Sellers: 'List on Store' button, set price (one-time or monthly), KILN reviews quality. 3) Buyers: preview agent, 'Buy &amp; Deploy' → agent cloned to their account with full KB. 4) Revenue split via Stripe Connect (70% creator, 30% KILN). 5) Seller dashboard: sales, revenue, reviews. Push.</w:t>
-      </w:r>
-    </w:p>
-    <w:p>
-      <w:pPr>
-        <w:pBdr>
-          <w:left w:val="single" w:color="78716C" w:sz="12" w:space="8"/>
+        <w:t xml:space="preserve">Partner Program: 1) /partners page with application form. 2) Partner dashboard: referral link, revenue share tracking, badge download. 3) Partner directory: /partners/directory listing all certified partners. 4) Revenue share: partner gets 20% of first year revenue from referred customers (via Stripe Connect). 5) Partner badge widget for their website. Push.</w:t>
+      </w:r>
+    </w:p>
+    <w:p>
+      <w:r>
+        <w:br w:type="page"/>
+      </w:r>
+    </w:p>
+    <w:p>
+      <w:pPr>
+        <w:pStyle w:val="Heading1"/>
+        <w:spacing w:after="140" w:before="360"/>
+      </w:pPr>
+      <w:r>
+        <w:rPr>
+          <w:rFonts w:ascii="Arial" w:cs="Arial" w:eastAsia="Arial" w:hAnsi="Arial"/>
+          <w:b/>
+          <w:bCs/>
+        </w:rPr>
+        <w:t xml:space="preserve">UI Specs — The Interfaces That Make KILN a Platform</w:t>
+      </w:r>
+    </w:p>
+    <w:p>
+      <w:pPr>
+        <w:spacing w:after="120"/>
+      </w:pPr>
+      <w:r>
+        <w:rPr>
+          <w:rFonts w:ascii="Arial" w:cs="Arial" w:eastAsia="Arial" w:hAnsi="Arial"/>
+          <w:color w:val="1C1917"/>
+          <w:sz w:val="22"/>
+          <w:szCs w:val="22"/>
+        </w:rPr>
+        <w:t xml:space="preserve">These three UI specs are what transform KILN from a chatbot tool into an AI orchestration platform. Each has Simple + Advanced mode. Better than n8n because AI-native and natural-language-first.</w:t>
+      </w:r>
+    </w:p>
+    <w:p>
+      <w:pPr>
+        <w:pBdr>
+          <w:left w:val="single" w:color="A855F7" w:sz="12" w:space="8"/>
         </w:pBdr>
         <w:spacing w:after="40" w:before="200"/>
       </w:pPr>
@@ -4030,22 +4497,22 @@
           <w:rFonts w:ascii="Arial" w:cs="Arial" w:eastAsia="Arial" w:hAnsi="Arial"/>
           <w:b/>
           <w:bCs/>
-          <w:color w:val="78716C"/>
-          <w:sz w:val="20"/>
-          <w:szCs w:val="20"/>
-        </w:rPr>
-        <w:t xml:space="preserve">[MONAT 2-3] </w:t>
-      </w:r>
-      <w:r>
-        <w:rPr>
-          <w:rFonts w:ascii="Arial" w:cs="Arial" w:eastAsia="Arial" w:hAnsi="Arial"/>
-          <w:b/>
-          <w:bCs/>
-          <w:color w:val="1C1917"/>
-          <w:sz w:val="22"/>
-          <w:szCs w:val="22"/>
-        </w:rPr>
-        <w:t xml:space="preserve">🚀 TECH: Analytics Benchmark / Leaderboard</w:t>
+          <w:color w:val="A855F7"/>
+          <w:sz w:val="20"/>
+          <w:szCs w:val="20"/>
+        </w:rPr>
+        <w:t xml:space="preserve">[WOCHE 4-6] </w:t>
+      </w:r>
+      <w:r>
+        <w:rPr>
+          <w:rFonts w:ascii="Arial" w:cs="Arial" w:eastAsia="Arial" w:hAnsi="Arial"/>
+          <w:b/>
+          <w:bCs/>
+          <w:color w:val="1C1917"/>
+          <w:sz w:val="22"/>
+          <w:szCs w:val="22"/>
+        </w:rPr>
+        <w:t xml:space="preserve">🖥️ UI SPEC: Agent Orchestration Canvas</w:t>
       </w:r>
       <w:r>
         <w:rPr>
@@ -4069,7 +4536,7 @@
           <w:sz w:val="21"/>
           <w:szCs w:val="21"/>
         </w:rPr>
-        <w:t xml:space="preserve">Compare your agent vs industry average. 'Your yoga agent has 73% conversion — industry avg is 45%.'</w:t>
+        <w:t xml:space="preserve">The visual interface where users connect multiple agents into teams. Simple Mode: cards with arrows and natural-language rules. Advanced Mode: full node editor like n8n but AI-native.</w:t>
       </w:r>
     </w:p>
     <w:p>
@@ -4102,13 +4569,13 @@
           <w:sz w:val="18"/>
           <w:szCs w:val="18"/>
         </w:rPr>
-        <w:t xml:space="preserve">Benchmark: 1) Aggregate anonymized metrics across all agents per industry. 2) Agent analytics shows: 'Your performance vs [Industry] average' with comparison bars. 3) Metrics: response quality, conversation length, conversion rate, satisfaction score. 4) Leaderboard (opt-in): top-performing agents per category. 5) Data moat: only KILN knows which configs work best per industry. Push.</w:t>
-      </w:r>
-    </w:p>
-    <w:p>
-      <w:pPr>
-        <w:pBdr>
-          <w:left w:val="single" w:color="78716C" w:sz="12" w:space="8"/>
+        <w:t xml:space="preserve">Build the Agent Orchestration Canvas: 1) New page /dashboard/orchestration. 2) SIMPLE MODE: Show all user agents as draggable cards on a canvas. User draws arrows between cards to create connections. Each arrow has a rule field where user types natural language like 'When lead score &gt; 7, hand off to this agent' or 'When user asks technical question, route here'. Rules are parsed by Claude into structured conditions. Visual: cards show agent name + icon + status (active/paused), arrows are color-coded (orange=active, gray=paused). 3) ADVANCED MODE (toggle): Full React Flow node editor. Node types: Agent Node (runs a KILN agent), Condition Node (if/else logic), Trigger Node (webhook, schedule, event), Code Node (custom JS), Router Node (routes based on intent/score/keywords), Human Handoff Node, MCP Action Node (call external system). Nodes are draggable, connectable with handles. Each node has a config panel on click. 4) Execution: When a conversation triggers a handoff, KILN evaluates the orchestration rules, transfers context (conversation history, lead score, user info, memories), and routes to the target agent seamlessly. The visitor sees one continuous conversation. 5) Dashboard: Show the orchestration as a live graph with real-time indicators (green pulse = active conversation flowing through). 6) Templates: 3 pre-built orchestrations: Sales Funnel (Qualifier → Sales → Onboarding), Support Escalation (L1 → L2 → Human), Lead Nurture (Capture → Score → Follow-Up). Push.</w:t>
+      </w:r>
+    </w:p>
+    <w:p>
+      <w:pPr>
+        <w:pBdr>
+          <w:left w:val="single" w:color="A855F7" w:sz="12" w:space="8"/>
         </w:pBdr>
         <w:spacing w:after="40" w:before="200"/>
       </w:pPr>
@@ -4117,46 +4584,46 @@
           <w:rFonts w:ascii="Arial" w:cs="Arial" w:eastAsia="Arial" w:hAnsi="Arial"/>
           <w:b/>
           <w:bCs/>
-          <w:color w:val="78716C"/>
-          <w:sz w:val="20"/>
-          <w:szCs w:val="20"/>
-        </w:rPr>
-        <w:t xml:space="preserve">[MONAT 2-3] </w:t>
-      </w:r>
-      <w:r>
-        <w:rPr>
-          <w:rFonts w:ascii="Arial" w:cs="Arial" w:eastAsia="Arial" w:hAnsi="Arial"/>
-          <w:b/>
-          <w:bCs/>
-          <w:color w:val="1C1917"/>
-          <w:sz w:val="22"/>
-          <w:szCs w:val="22"/>
-        </w:rPr>
-        <w:t xml:space="preserve">🚀 TECH: A2A Protocol (Agent-to-Agent)</w:t>
-      </w:r>
-      <w:r>
-        <w:rPr>
-          <w:rFonts w:ascii="Arial" w:cs="Arial" w:eastAsia="Arial" w:hAnsi="Arial"/>
-          <w:color w:val="78716C"/>
-          <w:sz w:val="20"/>
-          <w:szCs w:val="20"/>
-        </w:rPr>
-        <w:t xml:space="preserve">  (2-3 weeks)</w:t>
-      </w:r>
-    </w:p>
-    <w:p>
-      <w:pPr>
-        <w:spacing w:after="40"/>
-        <w:ind w:left="360"/>
-      </w:pPr>
-      <w:r>
-        <w:rPr>
-          <w:rFonts w:ascii="Arial" w:cs="Arial" w:eastAsia="Arial" w:hAnsi="Arial"/>
-          <w:color w:val="44403C"/>
-          <w:sz w:val="21"/>
-          <w:szCs w:val="21"/>
-        </w:rPr>
-        <w:t xml:space="preserve">Google's open standard for cross-platform agent communication. KILN agents talk to agents on other platforms.</w:t>
+          <w:color w:val="A855F7"/>
+          <w:sz w:val="20"/>
+          <w:szCs w:val="20"/>
+        </w:rPr>
+        <w:t xml:space="preserve">[WOCHE 4-6] </w:t>
+      </w:r>
+      <w:r>
+        <w:rPr>
+          <w:rFonts w:ascii="Arial" w:cs="Arial" w:eastAsia="Arial" w:hAnsi="Arial"/>
+          <w:b/>
+          <w:bCs/>
+          <w:color w:val="1C1917"/>
+          <w:sz w:val="22"/>
+          <w:szCs w:val="22"/>
+        </w:rPr>
+        <w:t xml:space="preserve">🖥️ UI SPEC: Scheduled Agent Config Interface</w:t>
+      </w:r>
+      <w:r>
+        <w:rPr>
+          <w:rFonts w:ascii="Arial" w:cs="Arial" w:eastAsia="Arial" w:hAnsi="Arial"/>
+          <w:color w:val="78716C"/>
+          <w:sz w:val="20"/>
+          <w:szCs w:val="20"/>
+        </w:rPr>
+        <w:t xml:space="preserve">  (4-5h)</w:t>
+      </w:r>
+    </w:p>
+    <w:p>
+      <w:pPr>
+        <w:spacing w:after="40"/>
+        <w:ind w:left="360"/>
+      </w:pPr>
+      <w:r>
+        <w:rPr>
+          <w:rFonts w:ascii="Arial" w:cs="Arial" w:eastAsia="Arial" w:hAnsi="Arial"/>
+          <w:color w:val="44403C"/>
+          <w:sz w:val="21"/>
+          <w:szCs w:val="21"/>
+        </w:rPr>
+        <w:t xml:space="preserve">The interface where users set up autonomous agents that run on triggers without any chat interface. Like cron jobs but with AI.</w:t>
       </w:r>
     </w:p>
     <w:p>
@@ -4189,13 +4656,13 @@
           <w:sz w:val="18"/>
           <w:szCs w:val="18"/>
         </w:rPr>
-        <w:t xml:space="preserve">A2A: 1) Implement A2A protocol spec (Google standard). 2) KILN agents can receive and respond to A2A messages. 3) KILN agents can discover and communicate with external A2A-compatible agents. 4) Use case: KILN sales agent hands lead to external CRM agent. 5) A2A endpoint per agent: /a2a/[slug]. Push.</w:t>
-      </w:r>
-    </w:p>
-    <w:p>
-      <w:pPr>
-        <w:pBdr>
-          <w:left w:val="single" w:color="78716C" w:sz="12" w:space="8"/>
+        <w:t xml:space="preserve">Build the Scheduled Agent Config UI: 1) New tab 'Automations' on agent detail page. 2) SIMPLE MODE: Big button 'Add Automation'. Modal with 3 steps: WHEN (pick from dropdown: Every morning 9am / Every Monday / Every hour / When new lead comes in / When lead score changes / Custom), DO (describe in natural language what the agent should do: 'Check all leads from the last 24 hours and send personalized follow-up emails to anyone with score &gt; 6'), THEN (optional: Send me a summary on Slack / Email me results / Log to dashboard). KILN parses the natural language into a structured automation config using Claude. 3) ADVANCED MODE: Cron expression editor, JSON config for the automation task, code editor for custom logic, webhook URL for triggers, filter conditions as structured rules. 4) Automation List: Shows all configured automations with status (active/paused/error), last run time, next run time, run history. Click to expand shows last 10 run logs with results. 5) Execution: Inngest cron triggers fire the automation. Agent runs the task (using its system prompt + KB + tools), results are logged and optionally forwarded (email, Slack, webhook). 6) Templates: 3 pre-built automations: Daily Lead Follow-Up, Weekly Performance Report, New Lead Notification + Auto-Qualify. Push.</w:t>
+      </w:r>
+    </w:p>
+    <w:p>
+      <w:pPr>
+        <w:pBdr>
+          <w:left w:val="single" w:color="A855F7" w:sz="12" w:space="8"/>
         </w:pBdr>
         <w:spacing w:after="40" w:before="200"/>
       </w:pPr>
@@ -4204,46 +4671,46 @@
           <w:rFonts w:ascii="Arial" w:cs="Arial" w:eastAsia="Arial" w:hAnsi="Arial"/>
           <w:b/>
           <w:bCs/>
-          <w:color w:val="78716C"/>
-          <w:sz w:val="20"/>
-          <w:szCs w:val="20"/>
-        </w:rPr>
-        <w:t xml:space="preserve">[MONAT 2-3] </w:t>
-      </w:r>
-      <w:r>
-        <w:rPr>
-          <w:rFonts w:ascii="Arial" w:cs="Arial" w:eastAsia="Arial" w:hAnsi="Arial"/>
-          <w:b/>
-          <w:bCs/>
-          <w:color w:val="1C1917"/>
-          <w:sz w:val="22"/>
-          <w:szCs w:val="22"/>
-        </w:rPr>
-        <w:t xml:space="preserve">🚀 TECH: Computer Use / Browser Agents</w:t>
-      </w:r>
-      <w:r>
-        <w:rPr>
-          <w:rFonts w:ascii="Arial" w:cs="Arial" w:eastAsia="Arial" w:hAnsi="Arial"/>
-          <w:color w:val="78716C"/>
-          <w:sz w:val="20"/>
-          <w:szCs w:val="20"/>
-        </w:rPr>
-        <w:t xml:space="preserve">  (3-4 weeks)</w:t>
-      </w:r>
-    </w:p>
-    <w:p>
-      <w:pPr>
-        <w:spacing w:after="40"/>
-        <w:ind w:left="360"/>
-      </w:pPr>
-      <w:r>
-        <w:rPr>
-          <w:rFonts w:ascii="Arial" w:cs="Arial" w:eastAsia="Arial" w:hAnsi="Arial"/>
-          <w:color w:val="44403C"/>
-          <w:sz w:val="21"/>
-          <w:szCs w:val="21"/>
-        </w:rPr>
-        <w:t xml:space="preserve">Agent doesn't just chat — it operates a computer. Fill forms, navigate websites, take screenshots. Quantum leap beyond chatbots.</w:t>
+          <w:color w:val="A855F7"/>
+          <w:sz w:val="20"/>
+          <w:szCs w:val="20"/>
+        </w:rPr>
+        <w:t xml:space="preserve">[WOCHE 4-6] </w:t>
+      </w:r>
+      <w:r>
+        <w:rPr>
+          <w:rFonts w:ascii="Arial" w:cs="Arial" w:eastAsia="Arial" w:hAnsi="Arial"/>
+          <w:b/>
+          <w:bCs/>
+          <w:color w:val="1C1917"/>
+          <w:sz w:val="22"/>
+          <w:szCs w:val="22"/>
+        </w:rPr>
+        <w:t xml:space="preserve">🖥️ UI SPEC: Integration Hub (MCP + Connections)</w:t>
+      </w:r>
+      <w:r>
+        <w:rPr>
+          <w:rFonts w:ascii="Arial" w:cs="Arial" w:eastAsia="Arial" w:hAnsi="Arial"/>
+          <w:color w:val="78716C"/>
+          <w:sz w:val="20"/>
+          <w:szCs w:val="20"/>
+        </w:rPr>
+        <w:t xml:space="preserve">  (1 week)</w:t>
+      </w:r>
+    </w:p>
+    <w:p>
+      <w:pPr>
+        <w:spacing w:after="40"/>
+        <w:ind w:left="360"/>
+      </w:pPr>
+      <w:r>
+        <w:rPr>
+          <w:rFonts w:ascii="Arial" w:cs="Arial" w:eastAsia="Arial" w:hAnsi="Arial"/>
+          <w:color w:val="44403C"/>
+          <w:sz w:val="21"/>
+          <w:szCs w:val="21"/>
+        </w:rPr>
+        <w:t xml:space="preserve">The interface where users connect their agents to external systems. Like Zapier connections but inside KILN. OAuth flow, toggle activation, per-agent assignment.</w:t>
       </w:r>
     </w:p>
     <w:p>
@@ -4276,7 +4743,40 @@
           <w:sz w:val="18"/>
           <w:szCs w:val="18"/>
         </w:rPr>
-        <w:t xml:space="preserve">Computer Use: 1) Integrate Anthropic Computer Use API. 2) New agent type: 'Browser Agent'. 3) User defines task: 'Fill out this DATEV form with invoice data'. 4) Agent navigates browser, fills fields, takes screenshots for confirmation. 5) Sandboxed browser environment (Playwright/Puppeteer in container). 6) Action log: every step recorded with screenshot. Push.</w:t>
+        <w:t xml:space="preserve">Build the Integration Hub: 1) New page /dashboard/integrations (also accessible from agent detail as 'Integrations' tab). 2) SIMPLE MODE: Grid of integration cards showing available connections: Google Calendar, Gmail, HubSpot, Slack, Notion, Calendly, Stripe, Mailchimp, WhatsApp Business, Shopify, Salesforce, Airtable, Google Sheets, Zapier (catch-all). Each card shows: icon, name, status (Connected/Not connected), 'Connect' button. 3) Connect flow: Click 'Connect' → OAuth popup (for supported services) or API key input modal. Once connected, shows green checkmark. 4) Per-Agent Assignment: On agent detail → Integrations tab: toggle which connections this agent can use. When enabled, the integration's MCP tools become available to the agent as Claude API tools. Example: enable Google Calendar → agent can now create, read, update calendar events during conversations. 5) ADVANCED MODE: 'Add Custom MCP Server' button → enter URL + optional auth headers. KILN auto-discovers available tools. JSON config editor for advanced tool mapping. Custom webhook endpoints. 6) Connection Health: Dashboard shows all connections with health status (green/yellow/red), last sync time, error logs. Auto-retry on failure. 7) Integration Analytics: Per integration: how many times used, by which agents, success/failure rate. Push.</w:t>
+      </w:r>
+    </w:p>
+    <w:p>
+      <w:r>
+        <w:br w:type="page"/>
+      </w:r>
+    </w:p>
+    <w:p>
+      <w:pPr>
+        <w:pStyle w:val="Heading1"/>
+        <w:spacing w:after="140" w:before="360"/>
+      </w:pPr>
+      <w:r>
+        <w:rPr>
+          <w:rFonts w:ascii="Arial" w:cs="Arial" w:eastAsia="Arial" w:hAnsi="Arial"/>
+          <w:b/>
+          <w:bCs/>
+        </w:rPr>
+        <w:t xml:space="preserve">Phase 4: Months 2-3 — Full Platform + Cutting-Edge + Scale</w:t>
+      </w:r>
+    </w:p>
+    <w:p>
+      <w:pPr>
+        <w:spacing w:after="120"/>
+      </w:pPr>
+      <w:r>
+        <w:rPr>
+          <w:rFonts w:ascii="Arial" w:cs="Arial" w:eastAsia="Arial" w:hAnsi="Arial"/>
+          <w:color w:val="1C1917"/>
+          <w:sz w:val="22"/>
+          <w:szCs w:val="22"/>
+        </w:rPr>
+        <w:t xml:space="preserve">Goal: All three modules live. Marketplace. Cutting-edge AI tech. KILN becomes THE AI creation platform.</w:t>
       </w:r>
     </w:p>
     <w:p>
@@ -4306,7 +4806,7 @@
           <w:sz w:val="22"/>
           <w:szCs w:val="22"/>
         </w:rPr>
-        <w:t xml:space="preserve">🚀 TECH: Agent Fine-Tuning Layer</w:t>
+        <w:t xml:space="preserve">⭐ Agent-to-Agent Orchestration</w:t>
       </w:r>
       <w:r>
         <w:rPr>
@@ -4330,7 +4830,7 @@
           <w:sz w:val="21"/>
           <w:szCs w:val="21"/>
         </w:rPr>
-        <w:t xml:space="preserve">Not just RAG — actually fine-tune the model on user data. Agent 'thinks' like the coach, not just reads their docs.</w:t>
+        <w:t xml:space="preserve">Multiple agents work together. Lead qualifier hands off to booking agent.</w:t>
       </w:r>
     </w:p>
     <w:p>
@@ -4363,7 +4863,7 @@
           <w:sz w:val="18"/>
           <w:szCs w:val="18"/>
         </w:rPr>
-        <w:t xml:space="preserve">Fine-Tuning: 1) Collect conversation data per agent (with user consent). 2) Export as fine-tuning dataset (JSONL). 3) Submit to OpenAI Fine-Tuning API (or future Anthropic option). 4) Fine-tuned model becomes the agent's LLM. 5) Agent-detail: 'Fine-Tune' tab showing status, training data size, last trained date. 6) Premium feature (Agency plan only). Push.</w:t>
+        <w:t xml:space="preserve">Multi-Agent: 1) 'Agent Team' concept. 2) Action 'Hand off to Agent' → select target. 3) Handoff includes conversation context. 4) Orchestration dashboard: agent network as graph (React Flow). Push.</w:t>
       </w:r>
     </w:p>
     <w:p>
@@ -4393,31 +4893,31 @@
           <w:sz w:val="22"/>
           <w:szCs w:val="22"/>
         </w:rPr>
-        <w:t xml:space="preserve">🚀 TECH: Edge AI / On-Device Agents</w:t>
-      </w:r>
-      <w:r>
-        <w:rPr>
-          <w:rFonts w:ascii="Arial" w:cs="Arial" w:eastAsia="Arial" w:hAnsi="Arial"/>
-          <w:color w:val="78716C"/>
-          <w:sz w:val="20"/>
-          <w:szCs w:val="20"/>
-        </w:rPr>
-        <w:t xml:space="preserve">  (Ongoing research)</w:t>
-      </w:r>
-    </w:p>
-    <w:p>
-      <w:pPr>
-        <w:spacing w:after="40"/>
-        <w:ind w:left="360"/>
-      </w:pPr>
-      <w:r>
-        <w:rPr>
-          <w:rFonts w:ascii="Arial" w:cs="Arial" w:eastAsia="Arial" w:hAnsi="Arial"/>
-          <w:color w:val="44403C"/>
-          <w:sz w:val="21"/>
-          <w:szCs w:val="21"/>
-        </w:rPr>
-        <w:t xml:space="preserve">Smaller models running locally. Faster, offline-capable, zero API cost. Future-proof.</w:t>
+        <w:t xml:space="preserve">⭐ Internal Company Agents</w:t>
+      </w:r>
+      <w:r>
+        <w:rPr>
+          <w:rFonts w:ascii="Arial" w:cs="Arial" w:eastAsia="Arial" w:hAnsi="Arial"/>
+          <w:color w:val="78716C"/>
+          <w:sz w:val="20"/>
+          <w:szCs w:val="20"/>
+        </w:rPr>
+        <w:t xml:space="preserve">  (1-2 weeks)</w:t>
+      </w:r>
+    </w:p>
+    <w:p>
+      <w:pPr>
+        <w:spacing w:after="40"/>
+        <w:ind w:left="360"/>
+      </w:pPr>
+      <w:r>
+        <w:rPr>
+          <w:rFonts w:ascii="Arial" w:cs="Arial" w:eastAsia="Arial" w:hAnsi="Arial"/>
+          <w:color w:val="44403C"/>
+          <w:sz w:val="21"/>
+          <w:szCs w:val="21"/>
+        </w:rPr>
+        <w:t xml:space="preserve">Not for customers, for the team. Onboarding agent, wiki agent. Login-protected.</w:t>
       </w:r>
     </w:p>
     <w:p>
@@ -4450,7 +4950,7 @@
           <w:sz w:val="18"/>
           <w:szCs w:val="18"/>
         </w:rPr>
-        <w:t xml:space="preserve">Edge AI: 1) Experiment with small open models (Phi-3, Llama 3.2 small) via WebLLM or ONNX Runtime. 2) Agent can run in browser without API calls for simple queries. 3) Hybrid: simple queries local, complex queries to Claude API. 4) Reduces API costs by 50-70% for FAQ-heavy agents. 5) Toggle: 'Enable edge mode' on agent config. Push when tech is mature.</w:t>
+        <w:t xml:space="preserve">Internal Agents: 1) New type 'Internal'. 2) Only accessible via login. 3) Invite team members. 4) Use cases: employee onboarding, wiki bot, invoice auditing. Push.</w:t>
       </w:r>
     </w:p>
     <w:p>
@@ -4480,31 +4980,31 @@
           <w:sz w:val="22"/>
           <w:szCs w:val="22"/>
         </w:rPr>
-        <w:t xml:space="preserve">⭐ Template Marketplace with Revenue Share</w:t>
-      </w:r>
-      <w:r>
-        <w:rPr>
-          <w:rFonts w:ascii="Arial" w:cs="Arial" w:eastAsia="Arial" w:hAnsi="Arial"/>
-          <w:color w:val="78716C"/>
-          <w:sz w:val="20"/>
-          <w:szCs w:val="20"/>
-        </w:rPr>
-        <w:t xml:space="preserve">  (1 week)</w:t>
-      </w:r>
-    </w:p>
-    <w:p>
-      <w:pPr>
-        <w:spacing w:after="40"/>
-        <w:ind w:left="360"/>
-      </w:pPr>
-      <w:r>
-        <w:rPr>
-          <w:rFonts w:ascii="Arial" w:cs="Arial" w:eastAsia="Arial" w:hAnsi="Arial"/>
-          <w:color w:val="44403C"/>
-          <w:sz w:val="21"/>
-          <w:szCs w:val="21"/>
-        </w:rPr>
-        <w:t xml:space="preserve">Users publish agents as templates. Network effect like n8n.</w:t>
+        <w:t xml:space="preserve">🚀 TECH: AI Agent Store</w:t>
+      </w:r>
+      <w:r>
+        <w:rPr>
+          <w:rFonts w:ascii="Arial" w:cs="Arial" w:eastAsia="Arial" w:hAnsi="Arial"/>
+          <w:color w:val="78716C"/>
+          <w:sz w:val="20"/>
+          <w:szCs w:val="20"/>
+        </w:rPr>
+        <w:t xml:space="preserve">  (2-3 weeks)</w:t>
+      </w:r>
+    </w:p>
+    <w:p>
+      <w:pPr>
+        <w:spacing w:after="40"/>
+        <w:ind w:left="360"/>
+      </w:pPr>
+      <w:r>
+        <w:rPr>
+          <w:rFonts w:ascii="Arial" w:cs="Arial" w:eastAsia="Arial" w:hAnsi="Arial"/>
+          <w:color w:val="44403C"/>
+          <w:sz w:val="21"/>
+          <w:szCs w:val="21"/>
+        </w:rPr>
+        <w:t xml:space="preserve">Buy/sell pre-trained agents with real knowledge bases. Not empty templates — ready-to-use products. 70/30 revenue split (creator/KILN).</w:t>
       </w:r>
     </w:p>
     <w:p>
@@ -4537,7 +5037,7 @@
           <w:sz w:val="18"/>
           <w:szCs w:val="18"/>
         </w:rPr>
-        <w:t xml:space="preserve">Marketplace: 1) 'Share as Template' button. 2) KILN removes personal data. 3) /marketplace with filter + search. 4) Clone button. 5) Revenue share via Stripe Connect. Push.</w:t>
+        <w:t xml:space="preserve">Agent Store: 1) /store page with category filter, search, ratings. 2) Sellers: 'List on Store' button, set price (one-time or monthly), KILN reviews quality. 3) Buyers: preview agent, 'Buy &amp; Deploy' → agent cloned to their account with full KB. 4) Revenue split via Stripe Connect (70% creator, 30% KILN). 5) Seller dashboard: sales, revenue, reviews. Push.</w:t>
       </w:r>
     </w:p>
     <w:p>
@@ -4567,31 +5067,31 @@
           <w:sz w:val="22"/>
           <w:szCs w:val="22"/>
         </w:rPr>
-        <w:t xml:space="preserve">⭐ Site Builder (Module 2)</w:t>
-      </w:r>
-      <w:r>
-        <w:rPr>
-          <w:rFonts w:ascii="Arial" w:cs="Arial" w:eastAsia="Arial" w:hAnsi="Arial"/>
-          <w:color w:val="78716C"/>
-          <w:sz w:val="20"/>
-          <w:szCs w:val="20"/>
-        </w:rPr>
-        <w:t xml:space="preserve">  (3-4 weeks)</w:t>
-      </w:r>
-    </w:p>
-    <w:p>
-      <w:pPr>
-        <w:spacing w:after="40"/>
-        <w:ind w:left="360"/>
-      </w:pPr>
-      <w:r>
-        <w:rPr>
-          <w:rFonts w:ascii="Arial" w:cs="Arial" w:eastAsia="Arial" w:hAnsi="Arial"/>
-          <w:color w:val="44403C"/>
-          <w:sz w:val="21"/>
-          <w:szCs w:val="21"/>
-        </w:rPr>
-        <w:t xml:space="preserve">Prompt-to-Page + Visual Editor + Agent Embed.</w:t>
+        <w:t xml:space="preserve">🚀 TECH: Analytics Benchmark / Leaderboard</w:t>
+      </w:r>
+      <w:r>
+        <w:rPr>
+          <w:rFonts w:ascii="Arial" w:cs="Arial" w:eastAsia="Arial" w:hAnsi="Arial"/>
+          <w:color w:val="78716C"/>
+          <w:sz w:val="20"/>
+          <w:szCs w:val="20"/>
+        </w:rPr>
+        <w:t xml:space="preserve">  (1-2 weeks)</w:t>
+      </w:r>
+    </w:p>
+    <w:p>
+      <w:pPr>
+        <w:spacing w:after="40"/>
+        <w:ind w:left="360"/>
+      </w:pPr>
+      <w:r>
+        <w:rPr>
+          <w:rFonts w:ascii="Arial" w:cs="Arial" w:eastAsia="Arial" w:hAnsi="Arial"/>
+          <w:color w:val="44403C"/>
+          <w:sz w:val="21"/>
+          <w:szCs w:val="21"/>
+        </w:rPr>
+        <w:t xml:space="preserve">Compare your agent vs industry average. 'Your yoga agent has 73% conversion — industry avg is 45%.'</w:t>
       </w:r>
     </w:p>
     <w:p>
@@ -4624,7 +5124,7 @@
           <w:sz w:val="18"/>
           <w:szCs w:val="18"/>
         </w:rPr>
-        <w:t xml:space="preserve">Site Builder per KILN concept docs. Prompt-to-Page (Claude generates HTML/React), templates, visual editor (GrapeJS), custom domain, agent embed. Push.</w:t>
+        <w:t xml:space="preserve">Benchmark: 1) Aggregate anonymized metrics across all agents per industry. 2) Agent analytics shows: 'Your performance vs [Industry] average' with comparison bars. 3) Metrics: response quality, conversation length, conversion rate, satisfaction score. 4) Leaderboard (opt-in): top-performing agents per category. 5) Data moat: only KILN knows which configs work best per industry. Push.</w:t>
       </w:r>
     </w:p>
     <w:p>
@@ -4654,31 +5154,31 @@
           <w:sz w:val="22"/>
           <w:szCs w:val="22"/>
         </w:rPr>
-        <w:t xml:space="preserve">⭐ Flow Engine with Code Nodes (Module 3)</w:t>
-      </w:r>
-      <w:r>
-        <w:rPr>
-          <w:rFonts w:ascii="Arial" w:cs="Arial" w:eastAsia="Arial" w:hAnsi="Arial"/>
-          <w:color w:val="78716C"/>
-          <w:sz w:val="20"/>
-          <w:szCs w:val="20"/>
-        </w:rPr>
-        <w:t xml:space="preserve">  (4-6 weeks)</w:t>
-      </w:r>
-    </w:p>
-    <w:p>
-      <w:pPr>
-        <w:spacing w:after="40"/>
-        <w:ind w:left="360"/>
-      </w:pPr>
-      <w:r>
-        <w:rPr>
-          <w:rFonts w:ascii="Arial" w:cs="Arial" w:eastAsia="Arial" w:hAnsi="Arial"/>
-          <w:color w:val="44403C"/>
-          <w:sz w:val="21"/>
-          <w:szCs w:val="21"/>
-        </w:rPr>
-        <w:t xml:space="preserve">Visual workflow automation + JS Code Nodes for pros.</w:t>
+        <w:t xml:space="preserve">🚀 TECH: A2A Protocol (Agent-to-Agent)</w:t>
+      </w:r>
+      <w:r>
+        <w:rPr>
+          <w:rFonts w:ascii="Arial" w:cs="Arial" w:eastAsia="Arial" w:hAnsi="Arial"/>
+          <w:color w:val="78716C"/>
+          <w:sz w:val="20"/>
+          <w:szCs w:val="20"/>
+        </w:rPr>
+        <w:t xml:space="preserve">  (2-3 weeks)</w:t>
+      </w:r>
+    </w:p>
+    <w:p>
+      <w:pPr>
+        <w:spacing w:after="40"/>
+        <w:ind w:left="360"/>
+      </w:pPr>
+      <w:r>
+        <w:rPr>
+          <w:rFonts w:ascii="Arial" w:cs="Arial" w:eastAsia="Arial" w:hAnsi="Arial"/>
+          <w:color w:val="44403C"/>
+          <w:sz w:val="21"/>
+          <w:szCs w:val="21"/>
+        </w:rPr>
+        <w:t xml:space="preserve">Google's open standard for cross-platform agent communication. KILN agents talk to agents on other platforms.</w:t>
       </w:r>
     </w:p>
     <w:p>
@@ -4711,7 +5211,7 @@
           <w:sz w:val="18"/>
           <w:szCs w:val="18"/>
         </w:rPr>
-        <w:t xml:space="preserve">Flow Engine per KILN concept docs. React Flow editor, base nodes (Trigger, HTTP, AI, Condition, Email), PLUS Code Node (JS editor), cross-module trigger ('when agent conversation ends → start flow'), templates. Push.</w:t>
+        <w:t xml:space="preserve">A2A: 1) Implement A2A protocol spec (Google standard). 2) KILN agents can receive and respond to A2A messages. 3) KILN agents can discover and communicate with external A2A-compatible agents. 4) Use case: KILN sales agent hands lead to external CRM agent. 5) A2A endpoint per agent: /a2a/[slug]. Push.</w:t>
       </w:r>
     </w:p>
     <w:p>
@@ -4741,31 +5241,31 @@
           <w:sz w:val="22"/>
           <w:szCs w:val="22"/>
         </w:rPr>
-        <w:t xml:space="preserve">Internationalization (Language Toggle)</w:t>
-      </w:r>
-      <w:r>
-        <w:rPr>
-          <w:rFonts w:ascii="Arial" w:cs="Arial" w:eastAsia="Arial" w:hAnsi="Arial"/>
-          <w:color w:val="78716C"/>
-          <w:sz w:val="20"/>
-          <w:szCs w:val="20"/>
-        </w:rPr>
-        <w:t xml:space="preserve">  (1 week)</w:t>
-      </w:r>
-    </w:p>
-    <w:p>
-      <w:pPr>
-        <w:spacing w:after="40"/>
-        <w:ind w:left="360"/>
-      </w:pPr>
-      <w:r>
-        <w:rPr>
-          <w:rFonts w:ascii="Arial" w:cs="Arial" w:eastAsia="Arial" w:hAnsi="Arial"/>
-          <w:color w:val="44403C"/>
-          <w:sz w:val="21"/>
-          <w:szCs w:val="21"/>
-        </w:rPr>
-        <w:t xml:space="preserve">EN default, DE as option.</w:t>
+        <w:t xml:space="preserve">🚀 TECH: Computer Use / Browser Agents</w:t>
+      </w:r>
+      <w:r>
+        <w:rPr>
+          <w:rFonts w:ascii="Arial" w:cs="Arial" w:eastAsia="Arial" w:hAnsi="Arial"/>
+          <w:color w:val="78716C"/>
+          <w:sz w:val="20"/>
+          <w:szCs w:val="20"/>
+        </w:rPr>
+        <w:t xml:space="preserve">  (3-4 weeks)</w:t>
+      </w:r>
+    </w:p>
+    <w:p>
+      <w:pPr>
+        <w:spacing w:after="40"/>
+        <w:ind w:left="360"/>
+      </w:pPr>
+      <w:r>
+        <w:rPr>
+          <w:rFonts w:ascii="Arial" w:cs="Arial" w:eastAsia="Arial" w:hAnsi="Arial"/>
+          <w:color w:val="44403C"/>
+          <w:sz w:val="21"/>
+          <w:szCs w:val="21"/>
+        </w:rPr>
+        <w:t xml:space="preserve">Agent doesn't just chat — it operates a computer. Fill forms, navigate websites, take screenshots. Quantum leap beyond chatbots.</w:t>
       </w:r>
     </w:p>
     <w:p>
@@ -4798,6 +5298,528 @@
           <w:sz w:val="18"/>
           <w:szCs w:val="18"/>
         </w:rPr>
+        <w:t xml:space="preserve">Computer Use: 1) Integrate Anthropic Computer Use API. 2) New agent type: 'Browser Agent'. 3) User defines task: 'Fill out this DATEV form with invoice data'. 4) Agent navigates browser, fills fields, takes screenshots for confirmation. 5) Sandboxed browser environment (Playwright/Puppeteer in container). 6) Action log: every step recorded with screenshot. Push.</w:t>
+      </w:r>
+    </w:p>
+    <w:p>
+      <w:pPr>
+        <w:pBdr>
+          <w:left w:val="single" w:color="78716C" w:sz="12" w:space="8"/>
+        </w:pBdr>
+        <w:spacing w:after="40" w:before="200"/>
+      </w:pPr>
+      <w:r>
+        <w:rPr>
+          <w:rFonts w:ascii="Arial" w:cs="Arial" w:eastAsia="Arial" w:hAnsi="Arial"/>
+          <w:b/>
+          <w:bCs/>
+          <w:color w:val="78716C"/>
+          <w:sz w:val="20"/>
+          <w:szCs w:val="20"/>
+        </w:rPr>
+        <w:t xml:space="preserve">[MONAT 2-3] </w:t>
+      </w:r>
+      <w:r>
+        <w:rPr>
+          <w:rFonts w:ascii="Arial" w:cs="Arial" w:eastAsia="Arial" w:hAnsi="Arial"/>
+          <w:b/>
+          <w:bCs/>
+          <w:color w:val="1C1917"/>
+          <w:sz w:val="22"/>
+          <w:szCs w:val="22"/>
+        </w:rPr>
+        <w:t xml:space="preserve">🚀 TECH: Agent Fine-Tuning Layer</w:t>
+      </w:r>
+      <w:r>
+        <w:rPr>
+          <w:rFonts w:ascii="Arial" w:cs="Arial" w:eastAsia="Arial" w:hAnsi="Arial"/>
+          <w:color w:val="78716C"/>
+          <w:sz w:val="20"/>
+          <w:szCs w:val="20"/>
+        </w:rPr>
+        <w:t xml:space="preserve">  (2-3 weeks)</w:t>
+      </w:r>
+    </w:p>
+    <w:p>
+      <w:pPr>
+        <w:spacing w:after="40"/>
+        <w:ind w:left="360"/>
+      </w:pPr>
+      <w:r>
+        <w:rPr>
+          <w:rFonts w:ascii="Arial" w:cs="Arial" w:eastAsia="Arial" w:hAnsi="Arial"/>
+          <w:color w:val="44403C"/>
+          <w:sz w:val="21"/>
+          <w:szCs w:val="21"/>
+        </w:rPr>
+        <w:t xml:space="preserve">Not just RAG — actually fine-tune the model on user data. Agent 'thinks' like the coach, not just reads their docs.</w:t>
+      </w:r>
+    </w:p>
+    <w:p>
+      <w:pPr>
+        <w:spacing w:after="40"/>
+        <w:ind w:left="360"/>
+      </w:pPr>
+      <w:r>
+        <w:rPr>
+          <w:rFonts w:ascii="Arial" w:cs="Arial" w:eastAsia="Arial" w:hAnsi="Arial"/>
+          <w:b/>
+          <w:bCs/>
+          <w:color w:val="F97316"/>
+          <w:sz w:val="19"/>
+          <w:szCs w:val="19"/>
+        </w:rPr>
+        <w:t xml:space="preserve">Claude Code Prompt:</w:t>
+      </w:r>
+    </w:p>
+    <w:p>
+      <w:pPr>
+        <w:shd w:fill="F5F5F4" w:val="clear"/>
+        <w:spacing w:after="100"/>
+        <w:ind w:left="360"/>
+      </w:pPr>
+      <w:r>
+        <w:rPr>
+          <w:rFonts w:ascii="Consolas" w:cs="Consolas" w:eastAsia="Consolas" w:hAnsi="Consolas"/>
+          <w:color w:val="44403C"/>
+          <w:sz w:val="18"/>
+          <w:szCs w:val="18"/>
+        </w:rPr>
+        <w:t xml:space="preserve">Fine-Tuning: 1) Collect conversation data per agent (with user consent). 2) Export as fine-tuning dataset (JSONL). 3) Submit to OpenAI Fine-Tuning API (or future Anthropic option). 4) Fine-tuned model becomes the agent's LLM. 5) Agent-detail: 'Fine-Tune' tab showing status, training data size, last trained date. 6) Premium feature (Agency plan only). Push.</w:t>
+      </w:r>
+    </w:p>
+    <w:p>
+      <w:pPr>
+        <w:pBdr>
+          <w:left w:val="single" w:color="78716C" w:sz="12" w:space="8"/>
+        </w:pBdr>
+        <w:spacing w:after="40" w:before="200"/>
+      </w:pPr>
+      <w:r>
+        <w:rPr>
+          <w:rFonts w:ascii="Arial" w:cs="Arial" w:eastAsia="Arial" w:hAnsi="Arial"/>
+          <w:b/>
+          <w:bCs/>
+          <w:color w:val="78716C"/>
+          <w:sz w:val="20"/>
+          <w:szCs w:val="20"/>
+        </w:rPr>
+        <w:t xml:space="preserve">[MONAT 2-3] </w:t>
+      </w:r>
+      <w:r>
+        <w:rPr>
+          <w:rFonts w:ascii="Arial" w:cs="Arial" w:eastAsia="Arial" w:hAnsi="Arial"/>
+          <w:b/>
+          <w:bCs/>
+          <w:color w:val="1C1917"/>
+          <w:sz w:val="22"/>
+          <w:szCs w:val="22"/>
+        </w:rPr>
+        <w:t xml:space="preserve">🚀 TECH: Edge AI / On-Device Agents</w:t>
+      </w:r>
+      <w:r>
+        <w:rPr>
+          <w:rFonts w:ascii="Arial" w:cs="Arial" w:eastAsia="Arial" w:hAnsi="Arial"/>
+          <w:color w:val="78716C"/>
+          <w:sz w:val="20"/>
+          <w:szCs w:val="20"/>
+        </w:rPr>
+        <w:t xml:space="preserve">  (Ongoing research)</w:t>
+      </w:r>
+    </w:p>
+    <w:p>
+      <w:pPr>
+        <w:spacing w:after="40"/>
+        <w:ind w:left="360"/>
+      </w:pPr>
+      <w:r>
+        <w:rPr>
+          <w:rFonts w:ascii="Arial" w:cs="Arial" w:eastAsia="Arial" w:hAnsi="Arial"/>
+          <w:color w:val="44403C"/>
+          <w:sz w:val="21"/>
+          <w:szCs w:val="21"/>
+        </w:rPr>
+        <w:t xml:space="preserve">Smaller models running locally. Faster, offline-capable, zero API cost. Future-proof.</w:t>
+      </w:r>
+    </w:p>
+    <w:p>
+      <w:pPr>
+        <w:spacing w:after="40"/>
+        <w:ind w:left="360"/>
+      </w:pPr>
+      <w:r>
+        <w:rPr>
+          <w:rFonts w:ascii="Arial" w:cs="Arial" w:eastAsia="Arial" w:hAnsi="Arial"/>
+          <w:b/>
+          <w:bCs/>
+          <w:color w:val="F97316"/>
+          <w:sz w:val="19"/>
+          <w:szCs w:val="19"/>
+        </w:rPr>
+        <w:t xml:space="preserve">Claude Code Prompt:</w:t>
+      </w:r>
+    </w:p>
+    <w:p>
+      <w:pPr>
+        <w:shd w:fill="F5F5F4" w:val="clear"/>
+        <w:spacing w:after="100"/>
+        <w:ind w:left="360"/>
+      </w:pPr>
+      <w:r>
+        <w:rPr>
+          <w:rFonts w:ascii="Consolas" w:cs="Consolas" w:eastAsia="Consolas" w:hAnsi="Consolas"/>
+          <w:color w:val="44403C"/>
+          <w:sz w:val="18"/>
+          <w:szCs w:val="18"/>
+        </w:rPr>
+        <w:t xml:space="preserve">Edge AI: 1) Experiment with small open models (Phi-3, Llama 3.2 small) via WebLLM or ONNX Runtime. 2) Agent can run in browser without API calls for simple queries. 3) Hybrid: simple queries local, complex queries to Claude API. 4) Reduces API costs by 50-70% for FAQ-heavy agents. 5) Toggle: 'Enable edge mode' on agent config. Push when tech is mature.</w:t>
+      </w:r>
+    </w:p>
+    <w:p>
+      <w:pPr>
+        <w:pBdr>
+          <w:left w:val="single" w:color="78716C" w:sz="12" w:space="8"/>
+        </w:pBdr>
+        <w:spacing w:after="40" w:before="200"/>
+      </w:pPr>
+      <w:r>
+        <w:rPr>
+          <w:rFonts w:ascii="Arial" w:cs="Arial" w:eastAsia="Arial" w:hAnsi="Arial"/>
+          <w:b/>
+          <w:bCs/>
+          <w:color w:val="78716C"/>
+          <w:sz w:val="20"/>
+          <w:szCs w:val="20"/>
+        </w:rPr>
+        <w:t xml:space="preserve">[MONAT 2-3] </w:t>
+      </w:r>
+      <w:r>
+        <w:rPr>
+          <w:rFonts w:ascii="Arial" w:cs="Arial" w:eastAsia="Arial" w:hAnsi="Arial"/>
+          <w:b/>
+          <w:bCs/>
+          <w:color w:val="1C1917"/>
+          <w:sz w:val="22"/>
+          <w:szCs w:val="22"/>
+        </w:rPr>
+        <w:t xml:space="preserve">⭐ Template Marketplace with Revenue Share</w:t>
+      </w:r>
+      <w:r>
+        <w:rPr>
+          <w:rFonts w:ascii="Arial" w:cs="Arial" w:eastAsia="Arial" w:hAnsi="Arial"/>
+          <w:color w:val="78716C"/>
+          <w:sz w:val="20"/>
+          <w:szCs w:val="20"/>
+        </w:rPr>
+        <w:t xml:space="preserve">  (1 week)</w:t>
+      </w:r>
+    </w:p>
+    <w:p>
+      <w:pPr>
+        <w:spacing w:after="40"/>
+        <w:ind w:left="360"/>
+      </w:pPr>
+      <w:r>
+        <w:rPr>
+          <w:rFonts w:ascii="Arial" w:cs="Arial" w:eastAsia="Arial" w:hAnsi="Arial"/>
+          <w:color w:val="44403C"/>
+          <w:sz w:val="21"/>
+          <w:szCs w:val="21"/>
+        </w:rPr>
+        <w:t xml:space="preserve">Users publish agents as templates. Network effect like n8n.</w:t>
+      </w:r>
+    </w:p>
+    <w:p>
+      <w:pPr>
+        <w:spacing w:after="40"/>
+        <w:ind w:left="360"/>
+      </w:pPr>
+      <w:r>
+        <w:rPr>
+          <w:rFonts w:ascii="Arial" w:cs="Arial" w:eastAsia="Arial" w:hAnsi="Arial"/>
+          <w:b/>
+          <w:bCs/>
+          <w:color w:val="F97316"/>
+          <w:sz w:val="19"/>
+          <w:szCs w:val="19"/>
+        </w:rPr>
+        <w:t xml:space="preserve">Claude Code Prompt:</w:t>
+      </w:r>
+    </w:p>
+    <w:p>
+      <w:pPr>
+        <w:shd w:fill="F5F5F4" w:val="clear"/>
+        <w:spacing w:after="100"/>
+        <w:ind w:left="360"/>
+      </w:pPr>
+      <w:r>
+        <w:rPr>
+          <w:rFonts w:ascii="Consolas" w:cs="Consolas" w:eastAsia="Consolas" w:hAnsi="Consolas"/>
+          <w:color w:val="44403C"/>
+          <w:sz w:val="18"/>
+          <w:szCs w:val="18"/>
+        </w:rPr>
+        <w:t xml:space="preserve">Marketplace: 1) 'Share as Template' button. 2) KILN removes personal data. 3) /marketplace with filter + search. 4) Clone button. 5) Revenue share via Stripe Connect. Push.</w:t>
+      </w:r>
+    </w:p>
+    <w:p>
+      <w:pPr>
+        <w:pBdr>
+          <w:left w:val="single" w:color="78716C" w:sz="12" w:space="8"/>
+        </w:pBdr>
+        <w:spacing w:after="40" w:before="200"/>
+      </w:pPr>
+      <w:r>
+        <w:rPr>
+          <w:rFonts w:ascii="Arial" w:cs="Arial" w:eastAsia="Arial" w:hAnsi="Arial"/>
+          <w:b/>
+          <w:bCs/>
+          <w:color w:val="78716C"/>
+          <w:sz w:val="20"/>
+          <w:szCs w:val="20"/>
+        </w:rPr>
+        <w:t xml:space="preserve">[MONAT 2-3] </w:t>
+      </w:r>
+      <w:r>
+        <w:rPr>
+          <w:rFonts w:ascii="Arial" w:cs="Arial" w:eastAsia="Arial" w:hAnsi="Arial"/>
+          <w:b/>
+          <w:bCs/>
+          <w:color w:val="1C1917"/>
+          <w:sz w:val="22"/>
+          <w:szCs w:val="22"/>
+        </w:rPr>
+        <w:t xml:space="preserve">⭐ Site Builder (Module 2)</w:t>
+      </w:r>
+      <w:r>
+        <w:rPr>
+          <w:rFonts w:ascii="Arial" w:cs="Arial" w:eastAsia="Arial" w:hAnsi="Arial"/>
+          <w:color w:val="78716C"/>
+          <w:sz w:val="20"/>
+          <w:szCs w:val="20"/>
+        </w:rPr>
+        <w:t xml:space="preserve">  (3-4 weeks)</w:t>
+      </w:r>
+    </w:p>
+    <w:p>
+      <w:pPr>
+        <w:spacing w:after="40"/>
+        <w:ind w:left="360"/>
+      </w:pPr>
+      <w:r>
+        <w:rPr>
+          <w:rFonts w:ascii="Arial" w:cs="Arial" w:eastAsia="Arial" w:hAnsi="Arial"/>
+          <w:color w:val="44403C"/>
+          <w:sz w:val="21"/>
+          <w:szCs w:val="21"/>
+        </w:rPr>
+        <w:t xml:space="preserve">Prompt-to-Page + Visual Editor + Agent Embed.</w:t>
+      </w:r>
+    </w:p>
+    <w:p>
+      <w:pPr>
+        <w:spacing w:after="40"/>
+        <w:ind w:left="360"/>
+      </w:pPr>
+      <w:r>
+        <w:rPr>
+          <w:rFonts w:ascii="Arial" w:cs="Arial" w:eastAsia="Arial" w:hAnsi="Arial"/>
+          <w:b/>
+          <w:bCs/>
+          <w:color w:val="F97316"/>
+          <w:sz w:val="19"/>
+          <w:szCs w:val="19"/>
+        </w:rPr>
+        <w:t xml:space="preserve">Claude Code Prompt:</w:t>
+      </w:r>
+    </w:p>
+    <w:p>
+      <w:pPr>
+        <w:shd w:fill="F5F5F4" w:val="clear"/>
+        <w:spacing w:after="100"/>
+        <w:ind w:left="360"/>
+      </w:pPr>
+      <w:r>
+        <w:rPr>
+          <w:rFonts w:ascii="Consolas" w:cs="Consolas" w:eastAsia="Consolas" w:hAnsi="Consolas"/>
+          <w:color w:val="44403C"/>
+          <w:sz w:val="18"/>
+          <w:szCs w:val="18"/>
+        </w:rPr>
+        <w:t xml:space="preserve">Site Builder per KILN concept docs. Prompt-to-Page (Claude generates HTML/React), templates, visual editor (GrapeJS), custom domain, agent embed. Push.</w:t>
+      </w:r>
+    </w:p>
+    <w:p>
+      <w:pPr>
+        <w:pBdr>
+          <w:left w:val="single" w:color="78716C" w:sz="12" w:space="8"/>
+        </w:pBdr>
+        <w:spacing w:after="40" w:before="200"/>
+      </w:pPr>
+      <w:r>
+        <w:rPr>
+          <w:rFonts w:ascii="Arial" w:cs="Arial" w:eastAsia="Arial" w:hAnsi="Arial"/>
+          <w:b/>
+          <w:bCs/>
+          <w:color w:val="78716C"/>
+          <w:sz w:val="20"/>
+          <w:szCs w:val="20"/>
+        </w:rPr>
+        <w:t xml:space="preserve">[MONAT 2-3] </w:t>
+      </w:r>
+      <w:r>
+        <w:rPr>
+          <w:rFonts w:ascii="Arial" w:cs="Arial" w:eastAsia="Arial" w:hAnsi="Arial"/>
+          <w:b/>
+          <w:bCs/>
+          <w:color w:val="1C1917"/>
+          <w:sz w:val="22"/>
+          <w:szCs w:val="22"/>
+        </w:rPr>
+        <w:t xml:space="preserve">⭐ Flow Engine with Code Nodes (Module 3)</w:t>
+      </w:r>
+      <w:r>
+        <w:rPr>
+          <w:rFonts w:ascii="Arial" w:cs="Arial" w:eastAsia="Arial" w:hAnsi="Arial"/>
+          <w:color w:val="78716C"/>
+          <w:sz w:val="20"/>
+          <w:szCs w:val="20"/>
+        </w:rPr>
+        <w:t xml:space="preserve">  (4-6 weeks)</w:t>
+      </w:r>
+    </w:p>
+    <w:p>
+      <w:pPr>
+        <w:spacing w:after="40"/>
+        <w:ind w:left="360"/>
+      </w:pPr>
+      <w:r>
+        <w:rPr>
+          <w:rFonts w:ascii="Arial" w:cs="Arial" w:eastAsia="Arial" w:hAnsi="Arial"/>
+          <w:color w:val="44403C"/>
+          <w:sz w:val="21"/>
+          <w:szCs w:val="21"/>
+        </w:rPr>
+        <w:t xml:space="preserve">Visual workflow automation + JS Code Nodes for pros.</w:t>
+      </w:r>
+    </w:p>
+    <w:p>
+      <w:pPr>
+        <w:spacing w:after="40"/>
+        <w:ind w:left="360"/>
+      </w:pPr>
+      <w:r>
+        <w:rPr>
+          <w:rFonts w:ascii="Arial" w:cs="Arial" w:eastAsia="Arial" w:hAnsi="Arial"/>
+          <w:b/>
+          <w:bCs/>
+          <w:color w:val="F97316"/>
+          <w:sz w:val="19"/>
+          <w:szCs w:val="19"/>
+        </w:rPr>
+        <w:t xml:space="preserve">Claude Code Prompt:</w:t>
+      </w:r>
+    </w:p>
+    <w:p>
+      <w:pPr>
+        <w:shd w:fill="F5F5F4" w:val="clear"/>
+        <w:spacing w:after="100"/>
+        <w:ind w:left="360"/>
+      </w:pPr>
+      <w:r>
+        <w:rPr>
+          <w:rFonts w:ascii="Consolas" w:cs="Consolas" w:eastAsia="Consolas" w:hAnsi="Consolas"/>
+          <w:color w:val="44403C"/>
+          <w:sz w:val="18"/>
+          <w:szCs w:val="18"/>
+        </w:rPr>
+        <w:t xml:space="preserve">Flow Engine per KILN concept docs. React Flow editor, base nodes (Trigger, HTTP, AI, Condition, Email), PLUS Code Node (JS editor), cross-module trigger ('when agent conversation ends → start flow'), templates. Push.</w:t>
+      </w:r>
+    </w:p>
+    <w:p>
+      <w:pPr>
+        <w:pBdr>
+          <w:left w:val="single" w:color="78716C" w:sz="12" w:space="8"/>
+        </w:pBdr>
+        <w:spacing w:after="40" w:before="200"/>
+      </w:pPr>
+      <w:r>
+        <w:rPr>
+          <w:rFonts w:ascii="Arial" w:cs="Arial" w:eastAsia="Arial" w:hAnsi="Arial"/>
+          <w:b/>
+          <w:bCs/>
+          <w:color w:val="78716C"/>
+          <w:sz w:val="20"/>
+          <w:szCs w:val="20"/>
+        </w:rPr>
+        <w:t xml:space="preserve">[MONAT 2-3] </w:t>
+      </w:r>
+      <w:r>
+        <w:rPr>
+          <w:rFonts w:ascii="Arial" w:cs="Arial" w:eastAsia="Arial" w:hAnsi="Arial"/>
+          <w:b/>
+          <w:bCs/>
+          <w:color w:val="1C1917"/>
+          <w:sz w:val="22"/>
+          <w:szCs w:val="22"/>
+        </w:rPr>
+        <w:t xml:space="preserve">Internationalization (Language Toggle)</w:t>
+      </w:r>
+      <w:r>
+        <w:rPr>
+          <w:rFonts w:ascii="Arial" w:cs="Arial" w:eastAsia="Arial" w:hAnsi="Arial"/>
+          <w:color w:val="78716C"/>
+          <w:sz w:val="20"/>
+          <w:szCs w:val="20"/>
+        </w:rPr>
+        <w:t xml:space="preserve">  (1 week)</w:t>
+      </w:r>
+    </w:p>
+    <w:p>
+      <w:pPr>
+        <w:spacing w:after="40"/>
+        <w:ind w:left="360"/>
+      </w:pPr>
+      <w:r>
+        <w:rPr>
+          <w:rFonts w:ascii="Arial" w:cs="Arial" w:eastAsia="Arial" w:hAnsi="Arial"/>
+          <w:color w:val="44403C"/>
+          <w:sz w:val="21"/>
+          <w:szCs w:val="21"/>
+        </w:rPr>
+        <w:t xml:space="preserve">EN default, DE as option.</w:t>
+      </w:r>
+    </w:p>
+    <w:p>
+      <w:pPr>
+        <w:spacing w:after="40"/>
+        <w:ind w:left="360"/>
+      </w:pPr>
+      <w:r>
+        <w:rPr>
+          <w:rFonts w:ascii="Arial" w:cs="Arial" w:eastAsia="Arial" w:hAnsi="Arial"/>
+          <w:b/>
+          <w:bCs/>
+          <w:color w:val="F97316"/>
+          <w:sz w:val="19"/>
+          <w:szCs w:val="19"/>
+        </w:rPr>
+        <w:t xml:space="preserve">Claude Code Prompt:</w:t>
+      </w:r>
+    </w:p>
+    <w:p>
+      <w:pPr>
+        <w:shd w:fill="F5F5F4" w:val="clear"/>
+        <w:spacing w:after="100"/>
+        <w:ind w:left="360"/>
+      </w:pPr>
+      <w:r>
+        <w:rPr>
+          <w:rFonts w:ascii="Consolas" w:cs="Consolas" w:eastAsia="Consolas" w:hAnsi="Consolas"/>
+          <w:color w:val="44403C"/>
+          <w:sz w:val="18"/>
+          <w:szCs w:val="18"/>
+        </w:rPr>
         <w:t xml:space="preserve">i18n: next-intl. All strings in en.json + de.json. Default EN. Toggle in settings. Push.</w:t>
       </w:r>
     </w:p>
@@ -5268,7 +6290,7 @@
           <w:b/>
           <w:bCs/>
         </w:rPr>
-        <w:t xml:space="preserve">Complete Feature Checklist (41 Features)</w:t>
+        <w:t xml:space="preserve">Complete Feature Checklist (50 Features)</w:t>
       </w:r>
     </w:p>
     <w:p>
@@ -5443,6 +6465,56 @@
       <w:r>
         <w:rPr>
           <w:rFonts w:ascii="Arial" w:cs="Arial" w:eastAsia="Arial" w:hAnsi="Arial"/>
+          <w:color w:val="22C55E"/>
+          <w:sz w:val="22"/>
+          <w:szCs w:val="22"/>
+        </w:rPr>
+        <w:t xml:space="preserve">☑ </w:t>
+      </w:r>
+      <w:r>
+        <w:rPr>
+          <w:rFonts w:ascii="Arial" w:cs="Arial" w:eastAsia="Arial" w:hAnsi="Arial"/>
+          <w:strike/>
+          <w:color w:val="78716C"/>
+          <w:sz w:val="21"/>
+          <w:szCs w:val="21"/>
+        </w:rPr>
+        <w:t xml:space="preserve">ROI Analytics (EUR value)</w:t>
+      </w:r>
+    </w:p>
+    <w:p>
+      <w:pPr>
+        <w:spacing w:after="40"/>
+        <w:ind w:left="360"/>
+      </w:pPr>
+      <w:r>
+        <w:rPr>
+          <w:rFonts w:ascii="Arial" w:cs="Arial" w:eastAsia="Arial" w:hAnsi="Arial"/>
+          <w:color w:val="22C55E"/>
+          <w:sz w:val="22"/>
+          <w:szCs w:val="22"/>
+        </w:rPr>
+        <w:t xml:space="preserve">☑ </w:t>
+      </w:r>
+      <w:r>
+        <w:rPr>
+          <w:rFonts w:ascii="Arial" w:cs="Arial" w:eastAsia="Arial" w:hAnsi="Arial"/>
+          <w:strike/>
+          <w:color w:val="78716C"/>
+          <w:sz w:val="21"/>
+          <w:szCs w:val="21"/>
+        </w:rPr>
+        <w:t xml:space="preserve">Agent Training via Feedback Loop</w:t>
+      </w:r>
+    </w:p>
+    <w:p>
+      <w:pPr>
+        <w:spacing w:after="40"/>
+        <w:ind w:left="360"/>
+      </w:pPr>
+      <w:r>
+        <w:rPr>
+          <w:rFonts w:ascii="Arial" w:cs="Arial" w:eastAsia="Arial" w:hAnsi="Arial"/>
           <w:color w:val="A8A29E"/>
           <w:sz w:val="22"/>
           <w:szCs w:val="22"/>
@@ -5483,56 +6555,6 @@
           <w:szCs w:val="21"/>
         </w:rPr>
         <w:t xml:space="preserve">Custom Domain per Agent</w:t>
-      </w:r>
-    </w:p>
-    <w:p>
-      <w:pPr>
-        <w:spacing w:after="40"/>
-        <w:ind w:left="360"/>
-      </w:pPr>
-      <w:r>
-        <w:rPr>
-          <w:rFonts w:ascii="Arial" w:cs="Arial" w:eastAsia="Arial" w:hAnsi="Arial"/>
-          <w:color w:val="A8A29E"/>
-          <w:sz w:val="22"/>
-          <w:szCs w:val="22"/>
-        </w:rPr>
-        <w:t xml:space="preserve">☐ </w:t>
-      </w:r>
-      <w:r>
-        <w:rPr>
-          <w:rFonts w:ascii="Arial" w:cs="Arial" w:eastAsia="Arial" w:hAnsi="Arial"/>
-          <w:strike w:val="false"/>
-          <w:color w:val="1C1917"/>
-          <w:sz w:val="21"/>
-          <w:szCs w:val="21"/>
-        </w:rPr>
-        <w:t xml:space="preserve">Agent Training via Feedback Loop</w:t>
-      </w:r>
-    </w:p>
-    <w:p>
-      <w:pPr>
-        <w:spacing w:after="40"/>
-        <w:ind w:left="360"/>
-      </w:pPr>
-      <w:r>
-        <w:rPr>
-          <w:rFonts w:ascii="Arial" w:cs="Arial" w:eastAsia="Arial" w:hAnsi="Arial"/>
-          <w:color w:val="A8A29E"/>
-          <w:sz w:val="22"/>
-          <w:szCs w:val="22"/>
-        </w:rPr>
-        <w:t xml:space="preserve">☐ </w:t>
-      </w:r>
-      <w:r>
-        <w:rPr>
-          <w:rFonts w:ascii="Arial" w:cs="Arial" w:eastAsia="Arial" w:hAnsi="Arial"/>
-          <w:strike w:val="false"/>
-          <w:color w:val="1C1917"/>
-          <w:sz w:val="21"/>
-          <w:szCs w:val="21"/>
-        </w:rPr>
-        <w:t xml:space="preserve">ROI Analytics (EUR value)</w:t>
       </w:r>
     </w:p>
     <w:p>
@@ -5857,6 +6879,81 @@
       <w:r>
         <w:rPr>
           <w:rFonts w:ascii="Arial" w:cs="Arial" w:eastAsia="Arial" w:hAnsi="Arial"/>
+          <w:color w:val="22C55E"/>
+          <w:sz w:val="22"/>
+          <w:szCs w:val="22"/>
+        </w:rPr>
+        <w:t xml:space="preserve">☑ </w:t>
+      </w:r>
+      <w:r>
+        <w:rPr>
+          <w:rFonts w:ascii="Arial" w:cs="Arial" w:eastAsia="Arial" w:hAnsi="Arial"/>
+          <w:strike/>
+          <w:color w:val="78716C"/>
+          <w:sz w:val="21"/>
+          <w:szCs w:val="21"/>
+        </w:rPr>
+        <w:t xml:space="preserve">Simple/Advanced Toggle</w:t>
+      </w:r>
+    </w:p>
+    <w:p>
+      <w:pPr>
+        <w:spacing w:after="40"/>
+        <w:ind w:left="360"/>
+      </w:pPr>
+      <w:r>
+        <w:rPr>
+          <w:rFonts w:ascii="Arial" w:cs="Arial" w:eastAsia="Arial" w:hAnsi="Arial"/>
+          <w:color w:val="22C55E"/>
+          <w:sz w:val="22"/>
+          <w:szCs w:val="22"/>
+        </w:rPr>
+        <w:t xml:space="preserve">☑ </w:t>
+      </w:r>
+      <w:r>
+        <w:rPr>
+          <w:rFonts w:ascii="Arial" w:cs="Arial" w:eastAsia="Arial" w:hAnsi="Arial"/>
+          <w:strike/>
+          <w:color w:val="78716C"/>
+          <w:sz w:val="21"/>
+          <w:szCs w:val="21"/>
+        </w:rPr>
+        <w:t xml:space="preserve">Prompt Editor with Variables</w:t>
+      </w:r>
+    </w:p>
+    <w:p>
+      <w:pPr>
+        <w:spacing w:after="40"/>
+        <w:ind w:left="360"/>
+      </w:pPr>
+      <w:r>
+        <w:rPr>
+          <w:rFonts w:ascii="Arial" w:cs="Arial" w:eastAsia="Arial" w:hAnsi="Arial"/>
+          <w:color w:val="22C55E"/>
+          <w:sz w:val="22"/>
+          <w:szCs w:val="22"/>
+        </w:rPr>
+        <w:t xml:space="preserve">☑ </w:t>
+      </w:r>
+      <w:r>
+        <w:rPr>
+          <w:rFonts w:ascii="Arial" w:cs="Arial" w:eastAsia="Arial" w:hAnsi="Arial"/>
+          <w:strike/>
+          <w:color w:val="78716C"/>
+          <w:sz w:val="21"/>
+          <w:szCs w:val="21"/>
+        </w:rPr>
+        <w:t xml:space="preserve">Agent Debugging &amp; Logs</w:t>
+      </w:r>
+    </w:p>
+    <w:p>
+      <w:pPr>
+        <w:spacing w:after="40"/>
+        <w:ind w:left="360"/>
+      </w:pPr>
+      <w:r>
+        <w:rPr>
+          <w:rFonts w:ascii="Arial" w:cs="Arial" w:eastAsia="Arial" w:hAnsi="Arial"/>
           <w:color w:val="A8A29E"/>
           <w:sz w:val="22"/>
           <w:szCs w:val="22"/>
@@ -5871,7 +6968,7 @@
           <w:sz w:val="21"/>
           <w:szCs w:val="21"/>
         </w:rPr>
-        <w:t xml:space="preserve">Simple/Advanced Toggle</w:t>
+        <w:t xml:space="preserve">Custom Code Actions (JS/Python)</w:t>
       </w:r>
     </w:p>
     <w:p>
@@ -5896,7 +6993,7 @@
           <w:sz w:val="21"/>
           <w:szCs w:val="21"/>
         </w:rPr>
-        <w:t xml:space="preserve">Prompt Editor with Variables</w:t>
+        <w:t xml:space="preserve">Custom Tool Definitions</w:t>
       </w:r>
     </w:p>
     <w:p>
@@ -5921,7 +7018,7 @@
           <w:sz w:val="21"/>
           <w:szCs w:val="21"/>
         </w:rPr>
-        <w:t xml:space="preserve">Agent Debugging &amp; Logs</w:t>
+        <w:t xml:space="preserve">Bring Your Own Key (BYOK)</w:t>
       </w:r>
     </w:p>
     <w:p>
@@ -5946,7 +7043,7 @@
           <w:sz w:val="21"/>
           <w:szCs w:val="21"/>
         </w:rPr>
-        <w:t xml:space="preserve">Custom Code Actions (JS/Python)</w:t>
+        <w:t xml:space="preserve">API Keys + Agent SDK</w:t>
       </w:r>
     </w:p>
     <w:p>
@@ -5971,7 +7068,7 @@
           <w:sz w:val="21"/>
           <w:szCs w:val="21"/>
         </w:rPr>
-        <w:t xml:space="preserve">Custom Tool Definitions</w:t>
+        <w:t xml:space="preserve">Version Control for Agents</w:t>
       </w:r>
     </w:p>
     <w:p>
@@ -5996,7 +7093,7 @@
           <w:sz w:val="21"/>
           <w:szCs w:val="21"/>
         </w:rPr>
-        <w:t xml:space="preserve">Bring Your Own Key (BYOK)</w:t>
+        <w:t xml:space="preserve">Eval &amp; Testing Suite</w:t>
       </w:r>
     </w:p>
     <w:p>
@@ -6021,7 +7118,7 @@
           <w:sz w:val="21"/>
           <w:szCs w:val="21"/>
         </w:rPr>
-        <w:t xml:space="preserve">API Keys + Agent SDK</w:t>
+        <w:t xml:space="preserve">Webhooks + Event System</w:t>
       </w:r>
     </w:p>
     <w:p>
@@ -6046,82 +7143,7 @@
           <w:sz w:val="21"/>
           <w:szCs w:val="21"/>
         </w:rPr>
-        <w:t xml:space="preserve">Version Control for Agents</w:t>
-      </w:r>
-    </w:p>
-    <w:p>
-      <w:pPr>
-        <w:spacing w:after="40"/>
-        <w:ind w:left="360"/>
-      </w:pPr>
-      <w:r>
-        <w:rPr>
-          <w:rFonts w:ascii="Arial" w:cs="Arial" w:eastAsia="Arial" w:hAnsi="Arial"/>
-          <w:color w:val="A8A29E"/>
-          <w:sz w:val="22"/>
-          <w:szCs w:val="22"/>
-        </w:rPr>
-        <w:t xml:space="preserve">☐ </w:t>
-      </w:r>
-      <w:r>
-        <w:rPr>
-          <w:rFonts w:ascii="Arial" w:cs="Arial" w:eastAsia="Arial" w:hAnsi="Arial"/>
-          <w:strike w:val="false"/>
-          <w:color w:val="1C1917"/>
-          <w:sz w:val="21"/>
-          <w:szCs w:val="21"/>
-        </w:rPr>
-        <w:t xml:space="preserve">Eval &amp; Testing Suite</w:t>
-      </w:r>
-    </w:p>
-    <w:p>
-      <w:pPr>
-        <w:spacing w:after="40"/>
-        <w:ind w:left="360"/>
-      </w:pPr>
-      <w:r>
-        <w:rPr>
-          <w:rFonts w:ascii="Arial" w:cs="Arial" w:eastAsia="Arial" w:hAnsi="Arial"/>
-          <w:color w:val="A8A29E"/>
-          <w:sz w:val="22"/>
-          <w:szCs w:val="22"/>
-        </w:rPr>
-        <w:t xml:space="preserve">☐ </w:t>
-      </w:r>
-      <w:r>
-        <w:rPr>
-          <w:rFonts w:ascii="Arial" w:cs="Arial" w:eastAsia="Arial" w:hAnsi="Arial"/>
-          <w:strike w:val="false"/>
-          <w:color w:val="1C1917"/>
-          <w:sz w:val="21"/>
-          <w:szCs w:val="21"/>
-        </w:rPr>
-        <w:t xml:space="preserve">Webhooks + Event System</w:t>
-      </w:r>
-    </w:p>
-    <w:p>
-      <w:pPr>
-        <w:spacing w:after="40"/>
-        <w:ind w:left="360"/>
-      </w:pPr>
-      <w:r>
-        <w:rPr>
-          <w:rFonts w:ascii="Arial" w:cs="Arial" w:eastAsia="Arial" w:hAnsi="Arial"/>
-          <w:color w:val="A8A29E"/>
-          <w:sz w:val="22"/>
-          <w:szCs w:val="22"/>
-        </w:rPr>
-        <w:t xml:space="preserve">☐ </w:t>
-      </w:r>
-      <w:r>
-        <w:rPr>
-          <w:rFonts w:ascii="Arial" w:cs="Arial" w:eastAsia="Arial" w:hAnsi="Arial"/>
-          <w:strike w:val="false"/>
-          <w:color w:val="1C1917"/>
-          <w:sz w:val="21"/>
-          <w:szCs w:val="21"/>
-        </w:rPr>
-        <w:t xml:space="preserve">MCP Integration</w:t>
+        <w:t xml:space="preserve">MCP Client (connect to Google Calendar, Gmail, CRM)</w:t>
       </w:r>
     </w:p>
     <w:p>
@@ -6210,7 +7232,32 @@
           <w:b/>
           <w:bCs/>
         </w:rPr>
-        <w:t xml:space="preserve">🚀 Cutting-Edge Tech (11)</w:t>
+        <w:t xml:space="preserve">🚀 Cutting-Edge Tech (14)</w:t>
+      </w:r>
+    </w:p>
+    <w:p>
+      <w:pPr>
+        <w:spacing w:after="40"/>
+        <w:ind w:left="360"/>
+      </w:pPr>
+      <w:r>
+        <w:rPr>
+          <w:rFonts w:ascii="Arial" w:cs="Arial" w:eastAsia="Arial" w:hAnsi="Arial"/>
+          <w:color w:val="22C55E"/>
+          <w:sz w:val="22"/>
+          <w:szCs w:val="22"/>
+        </w:rPr>
+        <w:t xml:space="preserve">☑ </w:t>
+      </w:r>
+      <w:r>
+        <w:rPr>
+          <w:rFonts w:ascii="Arial" w:cs="Arial" w:eastAsia="Arial" w:hAnsi="Arial"/>
+          <w:strike/>
+          <w:color w:val="78716C"/>
+          <w:sz w:val="21"/>
+          <w:szCs w:val="21"/>
+        </w:rPr>
+        <w:t xml:space="preserve">MCP Server — Base 10 Tools (KILN as infra for Claude Code/Cursor)</w:t>
       </w:r>
     </w:p>
     <w:p>
@@ -6235,6 +7282,81 @@
           <w:sz w:val="21"/>
           <w:szCs w:val="21"/>
         </w:rPr>
+        <w:t xml:space="preserve">MCP Server — Extended Tools (12 additional: branches, white-label, tests, leads, orchestrate)</w:t>
+      </w:r>
+    </w:p>
+    <w:p>
+      <w:pPr>
+        <w:spacing w:after="40"/>
+        <w:ind w:left="360"/>
+      </w:pPr>
+      <w:r>
+        <w:rPr>
+          <w:rFonts w:ascii="Arial" w:cs="Arial" w:eastAsia="Arial" w:hAnsi="Arial"/>
+          <w:color w:val="A8A29E"/>
+          <w:sz w:val="22"/>
+          <w:szCs w:val="22"/>
+        </w:rPr>
+        <w:t xml:space="preserve">☐ </w:t>
+      </w:r>
+      <w:r>
+        <w:rPr>
+          <w:rFonts w:ascii="Arial" w:cs="Arial" w:eastAsia="Arial" w:hAnsi="Arial"/>
+          <w:strike w:val="false"/>
+          <w:color w:val="1C1917"/>
+          <w:sz w:val="21"/>
+          <w:szCs w:val="21"/>
+        </w:rPr>
+        <w:t xml:space="preserve">MCP Server — Agent Development Workflow Templates</w:t>
+      </w:r>
+    </w:p>
+    <w:p>
+      <w:pPr>
+        <w:spacing w:after="40"/>
+        <w:ind w:left="360"/>
+      </w:pPr>
+      <w:r>
+        <w:rPr>
+          <w:rFonts w:ascii="Arial" w:cs="Arial" w:eastAsia="Arial" w:hAnsi="Arial"/>
+          <w:color w:val="22C55E"/>
+          <w:sz w:val="22"/>
+          <w:szCs w:val="22"/>
+        </w:rPr>
+        <w:t xml:space="preserve">☑ </w:t>
+      </w:r>
+      <w:r>
+        <w:rPr>
+          <w:rFonts w:ascii="Arial" w:cs="Arial" w:eastAsia="Arial" w:hAnsi="Arial"/>
+          <w:strike/>
+          <w:color w:val="78716C"/>
+          <w:sz w:val="21"/>
+          <w:szCs w:val="21"/>
+        </w:rPr>
+        <w:t xml:space="preserve">Agentic Memory (persistent across conversations)</w:t>
+      </w:r>
+    </w:p>
+    <w:p>
+      <w:pPr>
+        <w:spacing w:after="40"/>
+        <w:ind w:left="360"/>
+      </w:pPr>
+      <w:r>
+        <w:rPr>
+          <w:rFonts w:ascii="Arial" w:cs="Arial" w:eastAsia="Arial" w:hAnsi="Arial"/>
+          <w:color w:val="A8A29E"/>
+          <w:sz w:val="22"/>
+          <w:szCs w:val="22"/>
+        </w:rPr>
+        <w:t xml:space="preserve">☐ </w:t>
+      </w:r>
+      <w:r>
+        <w:rPr>
+          <w:rFonts w:ascii="Arial" w:cs="Arial" w:eastAsia="Arial" w:hAnsi="Arial"/>
+          <w:strike w:val="false"/>
+          <w:color w:val="1C1917"/>
+          <w:sz w:val="21"/>
+          <w:szCs w:val="21"/>
+        </w:rPr>
         <w:t xml:space="preserve">A2A Protocol (cross-platform agent communication)</w:t>
       </w:r>
     </w:p>
@@ -6285,7 +7407,7 @@
           <w:sz w:val="21"/>
           <w:szCs w:val="21"/>
         </w:rPr>
-        <w:t xml:space="preserve">Agentic Memory (persistent across conversations)</w:t>
+        <w:t xml:space="preserve">Agent Fine-Tuning Layer</w:t>
       </w:r>
     </w:p>
     <w:p>
@@ -6310,7 +7432,7 @@
           <w:sz w:val="21"/>
           <w:szCs w:val="21"/>
         </w:rPr>
-        <w:t xml:space="preserve">Agent Fine-Tuning Layer</w:t>
+        <w:t xml:space="preserve">Multimodal Agents (image/audio analysis)</w:t>
       </w:r>
     </w:p>
     <w:p>
@@ -6335,7 +7457,7 @@
           <w:sz w:val="21"/>
           <w:szCs w:val="21"/>
         </w:rPr>
-        <w:t xml:space="preserve">Multimodal Agents (image/audio analysis)</w:t>
+        <w:t xml:space="preserve">Scheduled / Proactive Agents</w:t>
       </w:r>
     </w:p>
     <w:p>
@@ -6360,7 +7482,7 @@
           <w:sz w:val="21"/>
           <w:szCs w:val="21"/>
         </w:rPr>
-        <w:t xml:space="preserve">Scheduled / Proactive Agents</w:t>
+        <w:t xml:space="preserve">Agent Cloning for Agencies</w:t>
       </w:r>
     </w:p>
     <w:p>
@@ -6385,7 +7507,7 @@
           <w:sz w:val="21"/>
           <w:szCs w:val="21"/>
         </w:rPr>
-        <w:t xml:space="preserve">Agent Cloning for Agencies</w:t>
+        <w:t xml:space="preserve">AI Agent Store (buy/sell pre-trained agents)</w:t>
       </w:r>
     </w:p>
     <w:p>
@@ -6410,7 +7532,7 @@
           <w:sz w:val="21"/>
           <w:szCs w:val="21"/>
         </w:rPr>
-        <w:t xml:space="preserve">AI Agent Store (buy/sell pre-trained agents)</w:t>
+        <w:t xml:space="preserve">Analytics Benchmark / Leaderboard</w:t>
       </w:r>
     </w:p>
     <w:p>
@@ -6435,7 +7557,7 @@
           <w:sz w:val="21"/>
           <w:szCs w:val="21"/>
         </w:rPr>
-        <w:t xml:space="preserve">Analytics Benchmark / Leaderboard</w:t>
+        <w:t xml:space="preserve">Edge AI / On-Device Agents</w:t>
       </w:r>
     </w:p>
     <w:p>
@@ -6460,7 +7582,21 @@
           <w:sz w:val="21"/>
           <w:szCs w:val="21"/>
         </w:rPr>
-        <w:t xml:space="preserve">Edge AI / On-Device Agents</w:t>
+        <w:t xml:space="preserve">Internationalization (EN/DE toggle)</w:t>
+      </w:r>
+    </w:p>
+    <w:p>
+      <w:pPr>
+        <w:pStyle w:val="Heading2"/>
+        <w:spacing w:after="100" w:before="280"/>
+      </w:pPr>
+      <w:r>
+        <w:rPr>
+          <w:rFonts w:ascii="Arial" w:cs="Arial" w:eastAsia="Arial" w:hAnsi="Arial"/>
+          <w:b/>
+          <w:bCs/>
+        </w:rPr>
+        <w:t xml:space="preserve">🖥️ UI Specs (3)</w:t>
       </w:r>
     </w:p>
     <w:p>
@@ -6485,7 +7621,57 @@
           <w:sz w:val="21"/>
           <w:szCs w:val="21"/>
         </w:rPr>
-        <w:t xml:space="preserve">Internationalization (EN/DE toggle)</w:t>
+        <w:t xml:space="preserve">Agent Orchestration Canvas (Simple: cards+arrows / Advanced: node editor)</w:t>
+      </w:r>
+    </w:p>
+    <w:p>
+      <w:pPr>
+        <w:spacing w:after="40"/>
+        <w:ind w:left="360"/>
+      </w:pPr>
+      <w:r>
+        <w:rPr>
+          <w:rFonts w:ascii="Arial" w:cs="Arial" w:eastAsia="Arial" w:hAnsi="Arial"/>
+          <w:color w:val="A8A29E"/>
+          <w:sz w:val="22"/>
+          <w:szCs w:val="22"/>
+        </w:rPr>
+        <w:t xml:space="preserve">☐ </w:t>
+      </w:r>
+      <w:r>
+        <w:rPr>
+          <w:rFonts w:ascii="Arial" w:cs="Arial" w:eastAsia="Arial" w:hAnsi="Arial"/>
+          <w:strike w:val="false"/>
+          <w:color w:val="1C1917"/>
+          <w:sz w:val="21"/>
+          <w:szCs w:val="21"/>
+        </w:rPr>
+        <w:t xml:space="preserve">Scheduled Agent Config Interface (cron + natural language automations)</w:t>
+      </w:r>
+    </w:p>
+    <w:p>
+      <w:pPr>
+        <w:spacing w:after="40"/>
+        <w:ind w:left="360"/>
+      </w:pPr>
+      <w:r>
+        <w:rPr>
+          <w:rFonts w:ascii="Arial" w:cs="Arial" w:eastAsia="Arial" w:hAnsi="Arial"/>
+          <w:color w:val="A8A29E"/>
+          <w:sz w:val="22"/>
+          <w:szCs w:val="22"/>
+        </w:rPr>
+        <w:t xml:space="preserve">☐ </w:t>
+      </w:r>
+      <w:r>
+        <w:rPr>
+          <w:rFonts w:ascii="Arial" w:cs="Arial" w:eastAsia="Arial" w:hAnsi="Arial"/>
+          <w:strike w:val="false"/>
+          <w:color w:val="1C1917"/>
+          <w:sz w:val="21"/>
+          <w:szCs w:val="21"/>
+        </w:rPr>
+        <w:t xml:space="preserve">Integration Hub (MCP connections, OAuth, per-agent toggle)</w:t>
       </w:r>
     </w:p>
     <w:p>
@@ -6502,7 +7688,7 @@
           <w:sz w:val="24"/>
           <w:szCs w:val="24"/>
         </w:rPr>
-        <w:t xml:space="preserve">6/46 features shipped — The AI Creation Platform for everyone. 🔥</w:t>
+        <w:t xml:space="preserve">14/52 features shipped — The AI Creation Platform for everyone. 🔥</w:t>
       </w:r>
     </w:p>
     <w:p>
